--- a/Etapa Elaboración - Iteración 1/Plan de SQA - Kairos - NexTech.docx
+++ b/Etapa Elaboración - Iteración 1/Plan de SQA - Kairos - NexTech.docx
@@ -1443,7 +1443,7 @@
     </w:p>
     <w:sdt>
       <w:sdtPr>
-        <w:id w:val="-12811582"/>
+        <w:id w:val="-395863490"/>
         <w:docPartObj>
           <w:docPartGallery w:val="Table of Contents"/>
           <w:docPartUnique w:val="1"/>
@@ -8815,12 +8815,12 @@
             <wp:extent cx="3914773" cy="366057"/>
             <wp:effectExtent b="0" l="0" r="0" t="0"/>
             <wp:wrapSquare wrapText="bothSides" distB="114300" distT="114300" distL="114300" distR="114300"/>
-            <wp:docPr id="14" name="image5.png"/>
+            <wp:docPr id="14" name="image2.png"/>
             <a:graphic>
               <a:graphicData uri="http://schemas.openxmlformats.org/drawingml/2006/picture">
                 <pic:pic>
                   <pic:nvPicPr>
-                    <pic:cNvPr id="0" name="image5.png"/>
+                    <pic:cNvPr id="0" name="image2.png"/>
                     <pic:cNvPicPr preferRelativeResize="0"/>
                   </pic:nvPicPr>
                   <pic:blipFill>
@@ -14678,12 +14678,12 @@
           <wp:extent cx="425450" cy="666750"/>
           <wp:effectExtent b="0" l="0" r="0" t="0"/>
           <wp:wrapSquare wrapText="bothSides" distB="0" distT="0" distL="114300" distR="114300"/>
-          <wp:docPr descr="UNPA.JPG" id="18" name="image2.jpg"/>
+          <wp:docPr descr="UNPA.JPG" id="18" name="image5.jpg"/>
           <a:graphic>
             <a:graphicData uri="http://schemas.openxmlformats.org/drawingml/2006/picture">
               <pic:pic>
                 <pic:nvPicPr>
-                  <pic:cNvPr descr="UNPA.JPG" id="0" name="image2.jpg"/>
+                  <pic:cNvPr descr="UNPA.JPG" id="0" name="image5.jpg"/>
                   <pic:cNvPicPr preferRelativeResize="0"/>
                 </pic:nvPicPr>
                 <pic:blipFill>

--- a/Etapa Elaboración - Iteración 1/Plan de SQA - Kairos - NexTech.docx
+++ b/Etapa Elaboración - Iteración 1/Plan de SQA - Kairos - NexTech.docx
@@ -1443,7 +1443,7 @@
     </w:p>
     <w:sdt>
       <w:sdtPr>
-        <w:id w:val="-395863490"/>
+        <w:id w:val="-593530128"/>
         <w:docPartObj>
           <w:docPartGallery w:val="Table of Contents"/>
           <w:docPartUnique w:val="1"/>
@@ -8815,12 +8815,12 @@
             <wp:extent cx="3914773" cy="366057"/>
             <wp:effectExtent b="0" l="0" r="0" t="0"/>
             <wp:wrapSquare wrapText="bothSides" distB="114300" distT="114300" distL="114300" distR="114300"/>
-            <wp:docPr id="14" name="image2.png"/>
+            <wp:docPr id="14" name="image5.png"/>
             <a:graphic>
               <a:graphicData uri="http://schemas.openxmlformats.org/drawingml/2006/picture">
                 <pic:pic>
                   <pic:nvPicPr>
-                    <pic:cNvPr id="0" name="image2.png"/>
+                    <pic:cNvPr id="0" name="image5.png"/>
                     <pic:cNvPicPr preferRelativeResize="0"/>
                   </pic:nvPicPr>
                   <pic:blipFill>
@@ -14678,12 +14678,12 @@
           <wp:extent cx="425450" cy="666750"/>
           <wp:effectExtent b="0" l="0" r="0" t="0"/>
           <wp:wrapSquare wrapText="bothSides" distB="0" distT="0" distL="114300" distR="114300"/>
-          <wp:docPr descr="UNPA.JPG" id="18" name="image5.jpg"/>
+          <wp:docPr descr="UNPA.JPG" id="18" name="image2.jpg"/>
           <a:graphic>
             <a:graphicData uri="http://schemas.openxmlformats.org/drawingml/2006/picture">
               <pic:pic>
                 <pic:nvPicPr>
-                  <pic:cNvPr descr="UNPA.JPG" id="0" name="image5.jpg"/>
+                  <pic:cNvPr descr="UNPA.JPG" id="0" name="image2.jpg"/>
                   <pic:cNvPicPr preferRelativeResize="0"/>
                 </pic:nvPicPr>
                 <pic:blipFill>

--- a/Etapa Elaboración - Iteración 1/Plan de SQA - Kairos - NexTech.docx
+++ b/Etapa Elaboración - Iteración 1/Plan de SQA - Kairos - NexTech.docx
@@ -984,12 +984,12 @@
             <wp:extent cx="1200150" cy="1200150"/>
             <wp:effectExtent b="0" l="0" r="0" t="0"/>
             <wp:wrapSquare wrapText="bothSides" distB="0" distT="0" distL="114300" distR="114300"/>
-            <wp:docPr descr="psi-negro.png" id="17" name="image3.png"/>
+            <wp:docPr descr="psi-negro.png" id="17" name="image2.png"/>
             <a:graphic>
               <a:graphicData uri="http://schemas.openxmlformats.org/drawingml/2006/picture">
                 <pic:pic>
                   <pic:nvPicPr>
-                    <pic:cNvPr descr="psi-negro.png" id="0" name="image3.png"/>
+                    <pic:cNvPr descr="psi-negro.png" id="0" name="image2.png"/>
                     <pic:cNvPicPr preferRelativeResize="0"/>
                   </pic:nvPicPr>
                   <pic:blipFill>
@@ -1351,12 +1351,12 @@
             <wp:extent cx="1200150" cy="1200150"/>
             <wp:effectExtent b="0" l="0" r="0" t="0"/>
             <wp:wrapSquare wrapText="bothSides" distB="0" distT="0" distL="114300" distR="114300"/>
-            <wp:docPr descr="psi-negro.png" id="15" name="image3.png"/>
+            <wp:docPr descr="psi-negro.png" id="15" name="image2.png"/>
             <a:graphic>
               <a:graphicData uri="http://schemas.openxmlformats.org/drawingml/2006/picture">
                 <pic:pic>
                   <pic:nvPicPr>
-                    <pic:cNvPr descr="psi-negro.png" id="0" name="image3.png"/>
+                    <pic:cNvPr descr="psi-negro.png" id="0" name="image2.png"/>
                     <pic:cNvPicPr preferRelativeResize="0"/>
                   </pic:nvPicPr>
                   <pic:blipFill>
@@ -1443,7 +1443,7 @@
     </w:p>
     <w:sdt>
       <w:sdtPr>
-        <w:id w:val="-593530128"/>
+        <w:id w:val="1330859767"/>
         <w:docPartObj>
           <w:docPartGallery w:val="Table of Contents"/>
           <w:docPartUnique w:val="1"/>
@@ -14633,12 +14633,12 @@
           <wp:extent cx="669290" cy="669290"/>
           <wp:effectExtent b="0" l="0" r="0" t="0"/>
           <wp:wrapSquare wrapText="bothSides" distB="0" distT="0" distL="114300" distR="114300"/>
-          <wp:docPr descr="psi-negro.png" id="16" name="image1.png"/>
+          <wp:docPr descr="psi-negro.png" id="16" name="image3.png"/>
           <a:graphic>
             <a:graphicData uri="http://schemas.openxmlformats.org/drawingml/2006/picture">
               <pic:pic>
                 <pic:nvPicPr>
-                  <pic:cNvPr descr="psi-negro.png" id="0" name="image1.png"/>
+                  <pic:cNvPr descr="psi-negro.png" id="0" name="image3.png"/>
                   <pic:cNvPicPr preferRelativeResize="0"/>
                 </pic:nvPicPr>
                 <pic:blipFill>
@@ -14678,12 +14678,12 @@
           <wp:extent cx="425450" cy="666750"/>
           <wp:effectExtent b="0" l="0" r="0" t="0"/>
           <wp:wrapSquare wrapText="bothSides" distB="0" distT="0" distL="114300" distR="114300"/>
-          <wp:docPr descr="UNPA.JPG" id="18" name="image2.jpg"/>
+          <wp:docPr descr="UNPA.JPG" id="18" name="image1.jpg"/>
           <a:graphic>
             <a:graphicData uri="http://schemas.openxmlformats.org/drawingml/2006/picture">
               <pic:pic>
                 <pic:nvPicPr>
-                  <pic:cNvPr descr="UNPA.JPG" id="0" name="image2.jpg"/>
+                  <pic:cNvPr descr="UNPA.JPG" id="0" name="image1.jpg"/>
                   <pic:cNvPicPr preferRelativeResize="0"/>
                 </pic:nvPicPr>
                 <pic:blipFill>

--- a/Etapa Elaboración - Iteración 1/Plan de SQA - Kairos - NexTech.docx
+++ b/Etapa Elaboración - Iteración 1/Plan de SQA - Kairos - NexTech.docx
@@ -1443,7 +1443,7 @@
     </w:p>
     <w:sdt>
       <w:sdtPr>
-        <w:id w:val="1330859767"/>
+        <w:id w:val="167214655"/>
         <w:docPartObj>
           <w:docPartGallery w:val="Table of Contents"/>
           <w:docPartUnique w:val="1"/>

--- a/Etapa Elaboración - Iteración 1/Plan de SQA - Kairos - NexTech.docx
+++ b/Etapa Elaboración - Iteración 1/Plan de SQA - Kairos - NexTech.docx
@@ -984,12 +984,12 @@
             <wp:extent cx="1200150" cy="1200150"/>
             <wp:effectExtent b="0" l="0" r="0" t="0"/>
             <wp:wrapSquare wrapText="bothSides" distB="0" distT="0" distL="114300" distR="114300"/>
-            <wp:docPr descr="psi-negro.png" id="17" name="image2.png"/>
+            <wp:docPr descr="psi-negro.png" id="17" name="image3.png"/>
             <a:graphic>
               <a:graphicData uri="http://schemas.openxmlformats.org/drawingml/2006/picture">
                 <pic:pic>
                   <pic:nvPicPr>
-                    <pic:cNvPr descr="psi-negro.png" id="0" name="image2.png"/>
+                    <pic:cNvPr descr="psi-negro.png" id="0" name="image3.png"/>
                     <pic:cNvPicPr preferRelativeResize="0"/>
                   </pic:nvPicPr>
                   <pic:blipFill>
@@ -1351,12 +1351,12 @@
             <wp:extent cx="1200150" cy="1200150"/>
             <wp:effectExtent b="0" l="0" r="0" t="0"/>
             <wp:wrapSquare wrapText="bothSides" distB="0" distT="0" distL="114300" distR="114300"/>
-            <wp:docPr descr="psi-negro.png" id="15" name="image2.png"/>
+            <wp:docPr descr="psi-negro.png" id="15" name="image3.png"/>
             <a:graphic>
               <a:graphicData uri="http://schemas.openxmlformats.org/drawingml/2006/picture">
                 <pic:pic>
                   <pic:nvPicPr>
-                    <pic:cNvPr descr="psi-negro.png" id="0" name="image2.png"/>
+                    <pic:cNvPr descr="psi-negro.png" id="0" name="image3.png"/>
                     <pic:cNvPicPr preferRelativeResize="0"/>
                   </pic:nvPicPr>
                   <pic:blipFill>
@@ -1443,7 +1443,7 @@
     </w:p>
     <w:sdt>
       <w:sdtPr>
-        <w:id w:val="167214655"/>
+        <w:id w:val="-1992550857"/>
         <w:docPartObj>
           <w:docPartGallery w:val="Table of Contents"/>
           <w:docPartUnique w:val="1"/>
@@ -8815,12 +8815,12 @@
             <wp:extent cx="3914773" cy="366057"/>
             <wp:effectExtent b="0" l="0" r="0" t="0"/>
             <wp:wrapSquare wrapText="bothSides" distB="114300" distT="114300" distL="114300" distR="114300"/>
-            <wp:docPr id="14" name="image5.png"/>
+            <wp:docPr id="14" name="image2.png"/>
             <a:graphic>
               <a:graphicData uri="http://schemas.openxmlformats.org/drawingml/2006/picture">
                 <pic:pic>
                   <pic:nvPicPr>
-                    <pic:cNvPr id="0" name="image5.png"/>
+                    <pic:cNvPr id="0" name="image2.png"/>
                     <pic:cNvPicPr preferRelativeResize="0"/>
                   </pic:nvPicPr>
                   <pic:blipFill>
@@ -14633,12 +14633,12 @@
           <wp:extent cx="669290" cy="669290"/>
           <wp:effectExtent b="0" l="0" r="0" t="0"/>
           <wp:wrapSquare wrapText="bothSides" distB="0" distT="0" distL="114300" distR="114300"/>
-          <wp:docPr descr="psi-negro.png" id="16" name="image3.png"/>
+          <wp:docPr descr="psi-negro.png" id="16" name="image1.png"/>
           <a:graphic>
             <a:graphicData uri="http://schemas.openxmlformats.org/drawingml/2006/picture">
               <pic:pic>
                 <pic:nvPicPr>
-                  <pic:cNvPr descr="psi-negro.png" id="0" name="image3.png"/>
+                  <pic:cNvPr descr="psi-negro.png" id="0" name="image1.png"/>
                   <pic:cNvPicPr preferRelativeResize="0"/>
                 </pic:nvPicPr>
                 <pic:blipFill>
@@ -14678,12 +14678,12 @@
           <wp:extent cx="425450" cy="666750"/>
           <wp:effectExtent b="0" l="0" r="0" t="0"/>
           <wp:wrapSquare wrapText="bothSides" distB="0" distT="0" distL="114300" distR="114300"/>
-          <wp:docPr descr="UNPA.JPG" id="18" name="image1.jpg"/>
+          <wp:docPr descr="UNPA.JPG" id="18" name="image5.jpg"/>
           <a:graphic>
             <a:graphicData uri="http://schemas.openxmlformats.org/drawingml/2006/picture">
               <pic:pic>
                 <pic:nvPicPr>
-                  <pic:cNvPr descr="UNPA.JPG" id="0" name="image1.jpg"/>
+                  <pic:cNvPr descr="UNPA.JPG" id="0" name="image5.jpg"/>
                   <pic:cNvPicPr preferRelativeResize="0"/>
                 </pic:nvPicPr>
                 <pic:blipFill>

--- a/Etapa Elaboración - Iteración 1/Plan de SQA - Kairos - NexTech.docx
+++ b/Etapa Elaboración - Iteración 1/Plan de SQA - Kairos - NexTech.docx
@@ -984,12 +984,12 @@
             <wp:extent cx="1200150" cy="1200150"/>
             <wp:effectExtent b="0" l="0" r="0" t="0"/>
             <wp:wrapSquare wrapText="bothSides" distB="0" distT="0" distL="114300" distR="114300"/>
-            <wp:docPr descr="psi-negro.png" id="17" name="image3.png"/>
+            <wp:docPr descr="psi-negro.png" id="17" name="image4.png"/>
             <a:graphic>
               <a:graphicData uri="http://schemas.openxmlformats.org/drawingml/2006/picture">
                 <pic:pic>
                   <pic:nvPicPr>
-                    <pic:cNvPr descr="psi-negro.png" id="0" name="image3.png"/>
+                    <pic:cNvPr descr="psi-negro.png" id="0" name="image4.png"/>
                     <pic:cNvPicPr preferRelativeResize="0"/>
                   </pic:nvPicPr>
                   <pic:blipFill>
@@ -1039,12 +1039,12 @@
             <wp:extent cx="1774189" cy="2462530"/>
             <wp:effectExtent b="0" l="0" r="0" t="0"/>
             <wp:wrapSquare wrapText="bothSides" distB="0" distT="0" distL="114300" distR="114300"/>
-            <wp:docPr id="13" name="image4.png"/>
+            <wp:docPr id="13" name="image5.png"/>
             <a:graphic>
               <a:graphicData uri="http://schemas.openxmlformats.org/drawingml/2006/picture">
                 <pic:pic>
                   <pic:nvPicPr>
-                    <pic:cNvPr id="0" name="image4.png"/>
+                    <pic:cNvPr id="0" name="image5.png"/>
                     <pic:cNvPicPr preferRelativeResize="0"/>
                   </pic:nvPicPr>
                   <pic:blipFill>
@@ -1351,12 +1351,12 @@
             <wp:extent cx="1200150" cy="1200150"/>
             <wp:effectExtent b="0" l="0" r="0" t="0"/>
             <wp:wrapSquare wrapText="bothSides" distB="0" distT="0" distL="114300" distR="114300"/>
-            <wp:docPr descr="psi-negro.png" id="15" name="image3.png"/>
+            <wp:docPr descr="psi-negro.png" id="15" name="image4.png"/>
             <a:graphic>
               <a:graphicData uri="http://schemas.openxmlformats.org/drawingml/2006/picture">
                 <pic:pic>
                   <pic:nvPicPr>
-                    <pic:cNvPr descr="psi-negro.png" id="0" name="image3.png"/>
+                    <pic:cNvPr descr="psi-negro.png" id="0" name="image4.png"/>
                     <pic:cNvPicPr preferRelativeResize="0"/>
                   </pic:nvPicPr>
                   <pic:blipFill>
@@ -1443,7 +1443,7 @@
     </w:p>
     <w:sdt>
       <w:sdtPr>
-        <w:id w:val="-1992550857"/>
+        <w:id w:val="-1740406031"/>
         <w:docPartObj>
           <w:docPartGallery w:val="Table of Contents"/>
           <w:docPartUnique w:val="1"/>
@@ -8815,12 +8815,12 @@
             <wp:extent cx="3914773" cy="366057"/>
             <wp:effectExtent b="0" l="0" r="0" t="0"/>
             <wp:wrapSquare wrapText="bothSides" distB="114300" distT="114300" distL="114300" distR="114300"/>
-            <wp:docPr id="14" name="image2.png"/>
+            <wp:docPr id="14" name="image1.png"/>
             <a:graphic>
               <a:graphicData uri="http://schemas.openxmlformats.org/drawingml/2006/picture">
                 <pic:pic>
                   <pic:nvPicPr>
-                    <pic:cNvPr id="0" name="image2.png"/>
+                    <pic:cNvPr id="0" name="image1.png"/>
                     <pic:cNvPicPr preferRelativeResize="0"/>
                   </pic:nvPicPr>
                   <pic:blipFill>
@@ -14633,12 +14633,12 @@
           <wp:extent cx="669290" cy="669290"/>
           <wp:effectExtent b="0" l="0" r="0" t="0"/>
           <wp:wrapSquare wrapText="bothSides" distB="0" distT="0" distL="114300" distR="114300"/>
-          <wp:docPr descr="psi-negro.png" id="16" name="image1.png"/>
+          <wp:docPr descr="psi-negro.png" id="16" name="image2.png"/>
           <a:graphic>
             <a:graphicData uri="http://schemas.openxmlformats.org/drawingml/2006/picture">
               <pic:pic>
                 <pic:nvPicPr>
-                  <pic:cNvPr descr="psi-negro.png" id="0" name="image1.png"/>
+                  <pic:cNvPr descr="psi-negro.png" id="0" name="image2.png"/>
                   <pic:cNvPicPr preferRelativeResize="0"/>
                 </pic:nvPicPr>
                 <pic:blipFill>
@@ -14678,12 +14678,12 @@
           <wp:extent cx="425450" cy="666750"/>
           <wp:effectExtent b="0" l="0" r="0" t="0"/>
           <wp:wrapSquare wrapText="bothSides" distB="0" distT="0" distL="114300" distR="114300"/>
-          <wp:docPr descr="UNPA.JPG" id="18" name="image5.jpg"/>
+          <wp:docPr descr="UNPA.JPG" id="18" name="image3.jpg"/>
           <a:graphic>
             <a:graphicData uri="http://schemas.openxmlformats.org/drawingml/2006/picture">
               <pic:pic>
                 <pic:nvPicPr>
-                  <pic:cNvPr descr="UNPA.JPG" id="0" name="image5.jpg"/>
+                  <pic:cNvPr descr="UNPA.JPG" id="0" name="image3.jpg"/>
                   <pic:cNvPicPr preferRelativeResize="0"/>
                 </pic:nvPicPr>
                 <pic:blipFill>

--- a/Etapa Elaboración - Iteración 1/Plan de SQA - Kairos - NexTech.docx
+++ b/Etapa Elaboración - Iteración 1/Plan de SQA - Kairos - NexTech.docx
@@ -984,12 +984,12 @@
             <wp:extent cx="1200150" cy="1200150"/>
             <wp:effectExtent b="0" l="0" r="0" t="0"/>
             <wp:wrapSquare wrapText="bothSides" distB="0" distT="0" distL="114300" distR="114300"/>
-            <wp:docPr descr="psi-negro.png" id="17" name="image4.png"/>
+            <wp:docPr descr="psi-negro.png" id="17" name="image5.png"/>
             <a:graphic>
               <a:graphicData uri="http://schemas.openxmlformats.org/drawingml/2006/picture">
                 <pic:pic>
                   <pic:nvPicPr>
-                    <pic:cNvPr descr="psi-negro.png" id="0" name="image4.png"/>
+                    <pic:cNvPr descr="psi-negro.png" id="0" name="image5.png"/>
                     <pic:cNvPicPr preferRelativeResize="0"/>
                   </pic:nvPicPr>
                   <pic:blipFill>
@@ -1039,12 +1039,12 @@
             <wp:extent cx="1774189" cy="2462530"/>
             <wp:effectExtent b="0" l="0" r="0" t="0"/>
             <wp:wrapSquare wrapText="bothSides" distB="0" distT="0" distL="114300" distR="114300"/>
-            <wp:docPr id="13" name="image5.png"/>
+            <wp:docPr id="13" name="image4.png"/>
             <a:graphic>
               <a:graphicData uri="http://schemas.openxmlformats.org/drawingml/2006/picture">
                 <pic:pic>
                   <pic:nvPicPr>
-                    <pic:cNvPr id="0" name="image5.png"/>
+                    <pic:cNvPr id="0" name="image4.png"/>
                     <pic:cNvPicPr preferRelativeResize="0"/>
                   </pic:nvPicPr>
                   <pic:blipFill>
@@ -1351,12 +1351,12 @@
             <wp:extent cx="1200150" cy="1200150"/>
             <wp:effectExtent b="0" l="0" r="0" t="0"/>
             <wp:wrapSquare wrapText="bothSides" distB="0" distT="0" distL="114300" distR="114300"/>
-            <wp:docPr descr="psi-negro.png" id="15" name="image4.png"/>
+            <wp:docPr descr="psi-negro.png" id="15" name="image5.png"/>
             <a:graphic>
               <a:graphicData uri="http://schemas.openxmlformats.org/drawingml/2006/picture">
                 <pic:pic>
                   <pic:nvPicPr>
-                    <pic:cNvPr descr="psi-negro.png" id="0" name="image4.png"/>
+                    <pic:cNvPr descr="psi-negro.png" id="0" name="image5.png"/>
                     <pic:cNvPicPr preferRelativeResize="0"/>
                   </pic:nvPicPr>
                   <pic:blipFill>
@@ -1443,7 +1443,7 @@
     </w:p>
     <w:sdt>
       <w:sdtPr>
-        <w:id w:val="-1740406031"/>
+        <w:id w:val="768471888"/>
         <w:docPartObj>
           <w:docPartGallery w:val="Table of Contents"/>
           <w:docPartUnique w:val="1"/>
@@ -8815,12 +8815,12 @@
             <wp:extent cx="3914773" cy="366057"/>
             <wp:effectExtent b="0" l="0" r="0" t="0"/>
             <wp:wrapSquare wrapText="bothSides" distB="114300" distT="114300" distL="114300" distR="114300"/>
-            <wp:docPr id="14" name="image1.png"/>
+            <wp:docPr id="14" name="image2.png"/>
             <a:graphic>
               <a:graphicData uri="http://schemas.openxmlformats.org/drawingml/2006/picture">
                 <pic:pic>
                   <pic:nvPicPr>
-                    <pic:cNvPr id="0" name="image1.png"/>
+                    <pic:cNvPr id="0" name="image2.png"/>
                     <pic:cNvPicPr preferRelativeResize="0"/>
                   </pic:nvPicPr>
                   <pic:blipFill>
@@ -14633,12 +14633,12 @@
           <wp:extent cx="669290" cy="669290"/>
           <wp:effectExtent b="0" l="0" r="0" t="0"/>
           <wp:wrapSquare wrapText="bothSides" distB="0" distT="0" distL="114300" distR="114300"/>
-          <wp:docPr descr="psi-negro.png" id="16" name="image2.png"/>
+          <wp:docPr descr="psi-negro.png" id="16" name="image3.png"/>
           <a:graphic>
             <a:graphicData uri="http://schemas.openxmlformats.org/drawingml/2006/picture">
               <pic:pic>
                 <pic:nvPicPr>
-                  <pic:cNvPr descr="psi-negro.png" id="0" name="image2.png"/>
+                  <pic:cNvPr descr="psi-negro.png" id="0" name="image3.png"/>
                   <pic:cNvPicPr preferRelativeResize="0"/>
                 </pic:nvPicPr>
                 <pic:blipFill>
@@ -14678,12 +14678,12 @@
           <wp:extent cx="425450" cy="666750"/>
           <wp:effectExtent b="0" l="0" r="0" t="0"/>
           <wp:wrapSquare wrapText="bothSides" distB="0" distT="0" distL="114300" distR="114300"/>
-          <wp:docPr descr="UNPA.JPG" id="18" name="image3.jpg"/>
+          <wp:docPr descr="UNPA.JPG" id="18" name="image1.jpg"/>
           <a:graphic>
             <a:graphicData uri="http://schemas.openxmlformats.org/drawingml/2006/picture">
               <pic:pic>
                 <pic:nvPicPr>
-                  <pic:cNvPr descr="UNPA.JPG" id="0" name="image3.jpg"/>
+                  <pic:cNvPr descr="UNPA.JPG" id="0" name="image1.jpg"/>
                   <pic:cNvPicPr preferRelativeResize="0"/>
                 </pic:nvPicPr>
                 <pic:blipFill>

--- a/Etapa Elaboración - Iteración 1/Plan de SQA - Kairos - NexTech.docx
+++ b/Etapa Elaboración - Iteración 1/Plan de SQA - Kairos - NexTech.docx
@@ -1039,12 +1039,12 @@
             <wp:extent cx="1774189" cy="2462530"/>
             <wp:effectExtent b="0" l="0" r="0" t="0"/>
             <wp:wrapSquare wrapText="bothSides" distB="0" distT="0" distL="114300" distR="114300"/>
-            <wp:docPr id="13" name="image4.png"/>
+            <wp:docPr id="13" name="image3.png"/>
             <a:graphic>
               <a:graphicData uri="http://schemas.openxmlformats.org/drawingml/2006/picture">
                 <pic:pic>
                   <pic:nvPicPr>
-                    <pic:cNvPr id="0" name="image4.png"/>
+                    <pic:cNvPr id="0" name="image3.png"/>
                     <pic:cNvPicPr preferRelativeResize="0"/>
                   </pic:nvPicPr>
                   <pic:blipFill>
@@ -1443,7 +1443,7 @@
     </w:p>
     <w:sdt>
       <w:sdtPr>
-        <w:id w:val="768471888"/>
+        <w:id w:val="578053188"/>
         <w:docPartObj>
           <w:docPartGallery w:val="Table of Contents"/>
           <w:docPartUnique w:val="1"/>
@@ -8815,12 +8815,12 @@
             <wp:extent cx="3914773" cy="366057"/>
             <wp:effectExtent b="0" l="0" r="0" t="0"/>
             <wp:wrapSquare wrapText="bothSides" distB="114300" distT="114300" distL="114300" distR="114300"/>
-            <wp:docPr id="14" name="image2.png"/>
+            <wp:docPr id="14" name="image1.png"/>
             <a:graphic>
               <a:graphicData uri="http://schemas.openxmlformats.org/drawingml/2006/picture">
                 <pic:pic>
                   <pic:nvPicPr>
-                    <pic:cNvPr id="0" name="image2.png"/>
+                    <pic:cNvPr id="0" name="image1.png"/>
                     <pic:cNvPicPr preferRelativeResize="0"/>
                   </pic:nvPicPr>
                   <pic:blipFill>
@@ -14633,12 +14633,12 @@
           <wp:extent cx="669290" cy="669290"/>
           <wp:effectExtent b="0" l="0" r="0" t="0"/>
           <wp:wrapSquare wrapText="bothSides" distB="0" distT="0" distL="114300" distR="114300"/>
-          <wp:docPr descr="psi-negro.png" id="16" name="image3.png"/>
+          <wp:docPr descr="psi-negro.png" id="16" name="image4.png"/>
           <a:graphic>
             <a:graphicData uri="http://schemas.openxmlformats.org/drawingml/2006/picture">
               <pic:pic>
                 <pic:nvPicPr>
-                  <pic:cNvPr descr="psi-negro.png" id="0" name="image3.png"/>
+                  <pic:cNvPr descr="psi-negro.png" id="0" name="image4.png"/>
                   <pic:cNvPicPr preferRelativeResize="0"/>
                 </pic:nvPicPr>
                 <pic:blipFill>
@@ -14678,12 +14678,12 @@
           <wp:extent cx="425450" cy="666750"/>
           <wp:effectExtent b="0" l="0" r="0" t="0"/>
           <wp:wrapSquare wrapText="bothSides" distB="0" distT="0" distL="114300" distR="114300"/>
-          <wp:docPr descr="UNPA.JPG" id="18" name="image1.jpg"/>
+          <wp:docPr descr="UNPA.JPG" id="18" name="image2.jpg"/>
           <a:graphic>
             <a:graphicData uri="http://schemas.openxmlformats.org/drawingml/2006/picture">
               <pic:pic>
                 <pic:nvPicPr>
-                  <pic:cNvPr descr="UNPA.JPG" id="0" name="image1.jpg"/>
+                  <pic:cNvPr descr="UNPA.JPG" id="0" name="image2.jpg"/>
                   <pic:cNvPicPr preferRelativeResize="0"/>
                 </pic:nvPicPr>
                 <pic:blipFill>

--- a/Etapa Elaboración - Iteración 1/Plan de SQA - Kairos - NexTech.docx
+++ b/Etapa Elaboración - Iteración 1/Plan de SQA - Kairos - NexTech.docx
@@ -984,12 +984,12 @@
             <wp:extent cx="1200150" cy="1200150"/>
             <wp:effectExtent b="0" l="0" r="0" t="0"/>
             <wp:wrapSquare wrapText="bothSides" distB="0" distT="0" distL="114300" distR="114300"/>
-            <wp:docPr descr="psi-negro.png" id="17" name="image5.png"/>
+            <wp:docPr descr="psi-negro.png" id="17" name="image3.png"/>
             <a:graphic>
               <a:graphicData uri="http://schemas.openxmlformats.org/drawingml/2006/picture">
                 <pic:pic>
                   <pic:nvPicPr>
-                    <pic:cNvPr descr="psi-negro.png" id="0" name="image5.png"/>
+                    <pic:cNvPr descr="psi-negro.png" id="0" name="image3.png"/>
                     <pic:cNvPicPr preferRelativeResize="0"/>
                   </pic:nvPicPr>
                   <pic:blipFill>
@@ -1039,12 +1039,12 @@
             <wp:extent cx="1774189" cy="2462530"/>
             <wp:effectExtent b="0" l="0" r="0" t="0"/>
             <wp:wrapSquare wrapText="bothSides" distB="0" distT="0" distL="114300" distR="114300"/>
-            <wp:docPr id="13" name="image3.png"/>
+            <wp:docPr id="13" name="image4.png"/>
             <a:graphic>
               <a:graphicData uri="http://schemas.openxmlformats.org/drawingml/2006/picture">
                 <pic:pic>
                   <pic:nvPicPr>
-                    <pic:cNvPr id="0" name="image3.png"/>
+                    <pic:cNvPr id="0" name="image4.png"/>
                     <pic:cNvPicPr preferRelativeResize="0"/>
                   </pic:nvPicPr>
                   <pic:blipFill>
@@ -1351,12 +1351,12 @@
             <wp:extent cx="1200150" cy="1200150"/>
             <wp:effectExtent b="0" l="0" r="0" t="0"/>
             <wp:wrapSquare wrapText="bothSides" distB="0" distT="0" distL="114300" distR="114300"/>
-            <wp:docPr descr="psi-negro.png" id="15" name="image5.png"/>
+            <wp:docPr descr="psi-negro.png" id="15" name="image3.png"/>
             <a:graphic>
               <a:graphicData uri="http://schemas.openxmlformats.org/drawingml/2006/picture">
                 <pic:pic>
                   <pic:nvPicPr>
-                    <pic:cNvPr descr="psi-negro.png" id="0" name="image5.png"/>
+                    <pic:cNvPr descr="psi-negro.png" id="0" name="image3.png"/>
                     <pic:cNvPicPr preferRelativeResize="0"/>
                   </pic:nvPicPr>
                   <pic:blipFill>
@@ -1443,7 +1443,7 @@
     </w:p>
     <w:sdt>
       <w:sdtPr>
-        <w:id w:val="578053188"/>
+        <w:id w:val="-1432359534"/>
         <w:docPartObj>
           <w:docPartGallery w:val="Table of Contents"/>
           <w:docPartUnique w:val="1"/>
@@ -8815,12 +8815,12 @@
             <wp:extent cx="3914773" cy="366057"/>
             <wp:effectExtent b="0" l="0" r="0" t="0"/>
             <wp:wrapSquare wrapText="bothSides" distB="114300" distT="114300" distL="114300" distR="114300"/>
-            <wp:docPr id="14" name="image1.png"/>
+            <wp:docPr id="14" name="image2.png"/>
             <a:graphic>
               <a:graphicData uri="http://schemas.openxmlformats.org/drawingml/2006/picture">
                 <pic:pic>
                   <pic:nvPicPr>
-                    <pic:cNvPr id="0" name="image1.png"/>
+                    <pic:cNvPr id="0" name="image2.png"/>
                     <pic:cNvPicPr preferRelativeResize="0"/>
                   </pic:nvPicPr>
                   <pic:blipFill>
@@ -14633,12 +14633,12 @@
           <wp:extent cx="669290" cy="669290"/>
           <wp:effectExtent b="0" l="0" r="0" t="0"/>
           <wp:wrapSquare wrapText="bothSides" distB="0" distT="0" distL="114300" distR="114300"/>
-          <wp:docPr descr="psi-negro.png" id="16" name="image4.png"/>
+          <wp:docPr descr="psi-negro.png" id="16" name="image5.png"/>
           <a:graphic>
             <a:graphicData uri="http://schemas.openxmlformats.org/drawingml/2006/picture">
               <pic:pic>
                 <pic:nvPicPr>
-                  <pic:cNvPr descr="psi-negro.png" id="0" name="image4.png"/>
+                  <pic:cNvPr descr="psi-negro.png" id="0" name="image5.png"/>
                   <pic:cNvPicPr preferRelativeResize="0"/>
                 </pic:nvPicPr>
                 <pic:blipFill>
@@ -14678,12 +14678,12 @@
           <wp:extent cx="425450" cy="666750"/>
           <wp:effectExtent b="0" l="0" r="0" t="0"/>
           <wp:wrapSquare wrapText="bothSides" distB="0" distT="0" distL="114300" distR="114300"/>
-          <wp:docPr descr="UNPA.JPG" id="18" name="image2.jpg"/>
+          <wp:docPr descr="UNPA.JPG" id="18" name="image1.jpg"/>
           <a:graphic>
             <a:graphicData uri="http://schemas.openxmlformats.org/drawingml/2006/picture">
               <pic:pic>
                 <pic:nvPicPr>
-                  <pic:cNvPr descr="UNPA.JPG" id="0" name="image2.jpg"/>
+                  <pic:cNvPr descr="UNPA.JPG" id="0" name="image1.jpg"/>
                   <pic:cNvPicPr preferRelativeResize="0"/>
                 </pic:nvPicPr>
                 <pic:blipFill>

--- a/Etapa Elaboración - Iteración 1/Plan de SQA - Kairos - NexTech.docx
+++ b/Etapa Elaboración - Iteración 1/Plan de SQA - Kairos - NexTech.docx
@@ -984,12 +984,12 @@
             <wp:extent cx="1200150" cy="1200150"/>
             <wp:effectExtent b="0" l="0" r="0" t="0"/>
             <wp:wrapSquare wrapText="bothSides" distB="0" distT="0" distL="114300" distR="114300"/>
-            <wp:docPr descr="psi-negro.png" id="17" name="image3.png"/>
+            <wp:docPr descr="psi-negro.png" id="17" name="image5.png"/>
             <a:graphic>
               <a:graphicData uri="http://schemas.openxmlformats.org/drawingml/2006/picture">
                 <pic:pic>
                   <pic:nvPicPr>
-                    <pic:cNvPr descr="psi-negro.png" id="0" name="image3.png"/>
+                    <pic:cNvPr descr="psi-negro.png" id="0" name="image5.png"/>
                     <pic:cNvPicPr preferRelativeResize="0"/>
                   </pic:nvPicPr>
                   <pic:blipFill>
@@ -1039,12 +1039,12 @@
             <wp:extent cx="1774189" cy="2462530"/>
             <wp:effectExtent b="0" l="0" r="0" t="0"/>
             <wp:wrapSquare wrapText="bothSides" distB="0" distT="0" distL="114300" distR="114300"/>
-            <wp:docPr id="13" name="image4.png"/>
+            <wp:docPr id="13" name="image1.png"/>
             <a:graphic>
               <a:graphicData uri="http://schemas.openxmlformats.org/drawingml/2006/picture">
                 <pic:pic>
                   <pic:nvPicPr>
-                    <pic:cNvPr id="0" name="image4.png"/>
+                    <pic:cNvPr id="0" name="image1.png"/>
                     <pic:cNvPicPr preferRelativeResize="0"/>
                   </pic:nvPicPr>
                   <pic:blipFill>
@@ -1351,12 +1351,12 @@
             <wp:extent cx="1200150" cy="1200150"/>
             <wp:effectExtent b="0" l="0" r="0" t="0"/>
             <wp:wrapSquare wrapText="bothSides" distB="0" distT="0" distL="114300" distR="114300"/>
-            <wp:docPr descr="psi-negro.png" id="15" name="image3.png"/>
+            <wp:docPr descr="psi-negro.png" id="15" name="image5.png"/>
             <a:graphic>
               <a:graphicData uri="http://schemas.openxmlformats.org/drawingml/2006/picture">
                 <pic:pic>
                   <pic:nvPicPr>
-                    <pic:cNvPr descr="psi-negro.png" id="0" name="image3.png"/>
+                    <pic:cNvPr descr="psi-negro.png" id="0" name="image5.png"/>
                     <pic:cNvPicPr preferRelativeResize="0"/>
                   </pic:nvPicPr>
                   <pic:blipFill>
@@ -1443,7 +1443,7 @@
     </w:p>
     <w:sdt>
       <w:sdtPr>
-        <w:id w:val="-1432359534"/>
+        <w:id w:val="1366470403"/>
         <w:docPartObj>
           <w:docPartGallery w:val="Table of Contents"/>
           <w:docPartUnique w:val="1"/>
@@ -8815,12 +8815,12 @@
             <wp:extent cx="3914773" cy="366057"/>
             <wp:effectExtent b="0" l="0" r="0" t="0"/>
             <wp:wrapSquare wrapText="bothSides" distB="114300" distT="114300" distL="114300" distR="114300"/>
-            <wp:docPr id="14" name="image2.png"/>
+            <wp:docPr id="14" name="image3.png"/>
             <a:graphic>
               <a:graphicData uri="http://schemas.openxmlformats.org/drawingml/2006/picture">
                 <pic:pic>
                   <pic:nvPicPr>
-                    <pic:cNvPr id="0" name="image2.png"/>
+                    <pic:cNvPr id="0" name="image3.png"/>
                     <pic:cNvPicPr preferRelativeResize="0"/>
                   </pic:nvPicPr>
                   <pic:blipFill>
@@ -14633,12 +14633,12 @@
           <wp:extent cx="669290" cy="669290"/>
           <wp:effectExtent b="0" l="0" r="0" t="0"/>
           <wp:wrapSquare wrapText="bothSides" distB="0" distT="0" distL="114300" distR="114300"/>
-          <wp:docPr descr="psi-negro.png" id="16" name="image5.png"/>
+          <wp:docPr descr="psi-negro.png" id="16" name="image2.png"/>
           <a:graphic>
             <a:graphicData uri="http://schemas.openxmlformats.org/drawingml/2006/picture">
               <pic:pic>
                 <pic:nvPicPr>
-                  <pic:cNvPr descr="psi-negro.png" id="0" name="image5.png"/>
+                  <pic:cNvPr descr="psi-negro.png" id="0" name="image2.png"/>
                   <pic:cNvPicPr preferRelativeResize="0"/>
                 </pic:nvPicPr>
                 <pic:blipFill>
@@ -14678,12 +14678,12 @@
           <wp:extent cx="425450" cy="666750"/>
           <wp:effectExtent b="0" l="0" r="0" t="0"/>
           <wp:wrapSquare wrapText="bothSides" distB="0" distT="0" distL="114300" distR="114300"/>
-          <wp:docPr descr="UNPA.JPG" id="18" name="image1.jpg"/>
+          <wp:docPr descr="UNPA.JPG" id="18" name="image4.jpg"/>
           <a:graphic>
             <a:graphicData uri="http://schemas.openxmlformats.org/drawingml/2006/picture">
               <pic:pic>
                 <pic:nvPicPr>
-                  <pic:cNvPr descr="UNPA.JPG" id="0" name="image1.jpg"/>
+                  <pic:cNvPr descr="UNPA.JPG" id="0" name="image4.jpg"/>
                   <pic:cNvPicPr preferRelativeResize="0"/>
                 </pic:nvPicPr>
                 <pic:blipFill>

--- a/Etapa Elaboración - Iteración 1/Plan de SQA - Kairos - NexTech.docx
+++ b/Etapa Elaboración - Iteración 1/Plan de SQA - Kairos - NexTech.docx
@@ -22,7 +22,9 @@
         <w:rPr>
           <w:rFonts w:ascii="Cambria" w:cs="Cambria" w:eastAsia="Cambria" w:hAnsi="Cambria"/>
           <w:b w:val="0"/>
+          <w:bCs w:val="0"/>
           <w:i w:val="0"/>
+          <w:iCs w:val="0"/>
           <w:smallCaps w:val="0"/>
           <w:strike w:val="0"/>
           <w:color w:val="000000"/>
@@ -59,7 +61,9 @@
         <w:rPr>
           <w:rFonts w:ascii="Cambria" w:cs="Cambria" w:eastAsia="Cambria" w:hAnsi="Cambria"/>
           <w:b w:val="0"/>
+          <w:bCs w:val="0"/>
           <w:i w:val="0"/>
+          <w:iCs w:val="0"/>
           <w:smallCaps w:val="0"/>
           <w:strike w:val="0"/>
           <w:color w:val="000000"/>
@@ -96,7 +100,9 @@
         <w:rPr>
           <w:rFonts w:ascii="Cambria" w:cs="Cambria" w:eastAsia="Cambria" w:hAnsi="Cambria"/>
           <w:b w:val="0"/>
+          <w:bCs w:val="0"/>
           <w:i w:val="0"/>
+          <w:iCs w:val="0"/>
           <w:smallCaps w:val="0"/>
           <w:strike w:val="0"/>
           <w:color w:val="000000"/>
@@ -111,7 +117,9 @@
         <w:rPr>
           <w:rFonts w:ascii="Calibri" w:cs="Calibri" w:eastAsia="Calibri" w:hAnsi="Calibri"/>
           <w:b w:val="0"/>
+          <w:bCs w:val="0"/>
           <w:i w:val="0"/>
+          <w:iCs w:val="0"/>
           <w:smallCaps w:val="0"/>
           <w:strike w:val="0"/>
           <w:color w:val="000000"/>
@@ -231,7 +239,9 @@
         <w:rPr>
           <w:rFonts w:ascii="Calibri" w:cs="Calibri" w:eastAsia="Calibri" w:hAnsi="Calibri"/>
           <w:b w:val="0"/>
+          <w:bCs w:val="0"/>
           <w:i w:val="0"/>
+          <w:iCs w:val="0"/>
           <w:smallCaps w:val="0"/>
           <w:strike w:val="0"/>
           <w:color w:val="000000"/>
@@ -351,7 +361,9 @@
         <w:rPr>
           <w:rFonts w:ascii="Calibri" w:cs="Calibri" w:eastAsia="Calibri" w:hAnsi="Calibri"/>
           <w:b w:val="0"/>
+          <w:bCs w:val="0"/>
           <w:i w:val="0"/>
+          <w:iCs w:val="0"/>
           <w:smallCaps w:val="0"/>
           <w:strike w:val="0"/>
           <w:color w:val="000000"/>
@@ -471,7 +483,9 @@
         <w:rPr>
           <w:rFonts w:ascii="Calibri" w:cs="Calibri" w:eastAsia="Calibri" w:hAnsi="Calibri"/>
           <w:b w:val="0"/>
+          <w:bCs w:val="0"/>
           <w:i w:val="0"/>
+          <w:iCs w:val="0"/>
           <w:smallCaps w:val="0"/>
           <w:strike w:val="0"/>
           <w:color w:val="000000"/>
@@ -613,7 +627,9 @@
         <w:rPr>
           <w:rFonts w:ascii="Cambria" w:cs="Cambria" w:eastAsia="Cambria" w:hAnsi="Cambria"/>
           <w:b w:val="0"/>
+          <w:bCs w:val="0"/>
           <w:i w:val="0"/>
+          <w:iCs w:val="0"/>
           <w:smallCaps w:val="0"/>
           <w:strike w:val="0"/>
           <w:color w:val="000000"/>
@@ -628,7 +644,9 @@
         <w:rPr>
           <w:rFonts w:ascii="Cambria" w:cs="Cambria" w:eastAsia="Cambria" w:hAnsi="Cambria"/>
           <w:b w:val="0"/>
+          <w:bCs w:val="0"/>
           <w:i w:val="0"/>
+          <w:iCs w:val="0"/>
           <w:smallCaps w:val="0"/>
           <w:strike w:val="0"/>
           <w:color w:val="000000"/>
@@ -662,7 +680,9 @@
         <w:rPr>
           <w:rFonts w:ascii="Cambria" w:cs="Cambria" w:eastAsia="Cambria" w:hAnsi="Cambria"/>
           <w:b w:val="0"/>
+          <w:bCs w:val="0"/>
           <w:i w:val="0"/>
+          <w:iCs w:val="0"/>
           <w:smallCaps w:val="0"/>
           <w:strike w:val="0"/>
           <w:color w:val="000000"/>
@@ -708,7 +728,9 @@
         <w:rPr>
           <w:rFonts w:ascii="Calibri" w:cs="Calibri" w:eastAsia="Calibri" w:hAnsi="Calibri"/>
           <w:b w:val="0"/>
+          <w:bCs w:val="0"/>
           <w:i w:val="0"/>
+          <w:iCs w:val="0"/>
           <w:smallCaps w:val="0"/>
           <w:strike w:val="0"/>
           <w:color w:val="000000"/>
@@ -745,7 +767,9 @@
         <w:rPr>
           <w:rFonts w:ascii="Calibri" w:cs="Calibri" w:eastAsia="Calibri" w:hAnsi="Calibri"/>
           <w:b w:val="0"/>
+          <w:bCs w:val="0"/>
           <w:i w:val="0"/>
+          <w:iCs w:val="0"/>
           <w:smallCaps w:val="0"/>
           <w:strike w:val="0"/>
           <w:color w:val="000000"/>
@@ -782,7 +806,9 @@
         <w:rPr>
           <w:rFonts w:ascii="Calibri" w:cs="Calibri" w:eastAsia="Calibri" w:hAnsi="Calibri"/>
           <w:b w:val="0"/>
+          <w:bCs w:val="0"/>
           <w:i w:val="0"/>
+          <w:iCs w:val="0"/>
           <w:smallCaps w:val="0"/>
           <w:strike w:val="0"/>
           <w:color w:val="000000"/>
@@ -819,7 +845,9 @@
         <w:rPr>
           <w:rFonts w:ascii="Calibri" w:cs="Calibri" w:eastAsia="Calibri" w:hAnsi="Calibri"/>
           <w:b w:val="0"/>
+          <w:bCs w:val="0"/>
           <w:i w:val="0"/>
+          <w:iCs w:val="0"/>
           <w:smallCaps w:val="0"/>
           <w:strike w:val="0"/>
           <w:color w:val="000000"/>
@@ -856,7 +884,9 @@
         <w:rPr>
           <w:rFonts w:ascii="Calibri" w:cs="Calibri" w:eastAsia="Calibri" w:hAnsi="Calibri"/>
           <w:b w:val="0"/>
+          <w:bCs w:val="0"/>
           <w:i w:val="0"/>
+          <w:iCs w:val="0"/>
           <w:smallCaps w:val="0"/>
           <w:strike w:val="0"/>
           <w:color w:val="000000"/>
@@ -877,7 +907,9 @@
         <w:rPr>
           <w:rFonts w:ascii="Calibri" w:cs="Calibri" w:eastAsia="Calibri" w:hAnsi="Calibri"/>
           <w:b w:val="0"/>
+          <w:bCs w:val="0"/>
           <w:i w:val="0"/>
+          <w:iCs w:val="0"/>
           <w:smallCaps w:val="0"/>
           <w:strike w:val="0"/>
           <w:color w:val="000000"/>
@@ -899,7 +931,9 @@
         <w:rPr>
           <w:rFonts w:ascii="Calibri" w:cs="Calibri" w:eastAsia="Calibri" w:hAnsi="Calibri"/>
           <w:b w:val="0"/>
+          <w:bCs w:val="0"/>
           <w:i w:val="0"/>
+          <w:iCs w:val="0"/>
           <w:smallCaps w:val="0"/>
           <w:strike w:val="0"/>
           <w:color w:val="000000"/>
@@ -956,7 +990,9 @@
         <w:rPr>
           <w:rFonts w:ascii="Calibri" w:cs="Calibri" w:eastAsia="Calibri" w:hAnsi="Calibri"/>
           <w:b w:val="0"/>
+          <w:bCs w:val="0"/>
           <w:i w:val="1"/>
+          <w:iCs w:val="1"/>
           <w:smallCaps w:val="0"/>
           <w:strike w:val="0"/>
           <w:color w:val="548dd4"/>
@@ -970,6 +1006,7 @@
       <w:r>
         <w:rPr>
           <w:i w:val="1"/>
+          <w:iCs w:val="1"/>
           <w:color w:val="548dd4"/>
         </w:rPr>
         <w:drawing>
@@ -984,12 +1021,12 @@
             <wp:extent cx="1200150" cy="1200150"/>
             <wp:effectExtent b="0" l="0" r="0" t="0"/>
             <wp:wrapSquare wrapText="bothSides" distB="0" distT="0" distL="114300" distR="114300"/>
-            <wp:docPr descr="psi-negro.png" id="17" name="image5.png"/>
+            <wp:docPr descr="psi-negro.png" id="17" name="image3.png"/>
             <a:graphic>
               <a:graphicData uri="http://schemas.openxmlformats.org/drawingml/2006/picture">
                 <pic:pic>
                   <pic:nvPicPr>
-                    <pic:cNvPr descr="psi-negro.png" id="0" name="image5.png"/>
+                    <pic:cNvPr descr="psi-negro.png" id="0" name="image3.png"/>
                     <pic:cNvPicPr preferRelativeResize="0"/>
                   </pic:nvPicPr>
                   <pic:blipFill>
@@ -1017,7 +1054,9 @@
         <w:rPr>
           <w:rFonts w:ascii="Calibri" w:cs="Calibri" w:eastAsia="Calibri" w:hAnsi="Calibri"/>
           <w:b w:val="0"/>
+          <w:bCs w:val="0"/>
           <w:i w:val="1"/>
+          <w:iCs w:val="1"/>
           <w:smallCaps w:val="0"/>
           <w:strike w:val="0"/>
           <w:color w:val="548dd4"/>
@@ -1100,7 +1139,9 @@
         <w:rPr>
           <w:rFonts w:ascii="Calibri" w:cs="Calibri" w:eastAsia="Calibri" w:hAnsi="Calibri"/>
           <w:b w:val="0"/>
+          <w:bCs w:val="0"/>
           <w:i w:val="1"/>
+          <w:iCs w:val="1"/>
           <w:smallCaps w:val="0"/>
           <w:strike w:val="0"/>
           <w:color w:val="548dd4"/>
@@ -1115,7 +1156,9 @@
         <w:rPr>
           <w:rFonts w:ascii="Calibri" w:cs="Calibri" w:eastAsia="Calibri" w:hAnsi="Calibri"/>
           <w:b w:val="0"/>
+          <w:bCs w:val="0"/>
           <w:i w:val="1"/>
+          <w:iCs w:val="1"/>
           <w:smallCaps w:val="0"/>
           <w:strike w:val="0"/>
           <w:color w:val="548dd4"/>
@@ -1351,12 +1394,12 @@
             <wp:extent cx="1200150" cy="1200150"/>
             <wp:effectExtent b="0" l="0" r="0" t="0"/>
             <wp:wrapSquare wrapText="bothSides" distB="0" distT="0" distL="114300" distR="114300"/>
-            <wp:docPr descr="psi-negro.png" id="15" name="image5.png"/>
+            <wp:docPr descr="psi-negro.png" id="15" name="image3.png"/>
             <a:graphic>
               <a:graphicData uri="http://schemas.openxmlformats.org/drawingml/2006/picture">
                 <pic:pic>
                   <pic:nvPicPr>
-                    <pic:cNvPr descr="psi-negro.png" id="0" name="image5.png"/>
+                    <pic:cNvPr descr="psi-negro.png" id="0" name="image3.png"/>
                     <pic:cNvPicPr preferRelativeResize="0"/>
                   </pic:nvPicPr>
                   <pic:blipFill>
@@ -1412,7 +1455,9 @@
         <w:rPr>
           <w:rFonts w:ascii="Cambria" w:cs="Cambria" w:eastAsia="Cambria" w:hAnsi="Cambria"/>
           <w:b w:val="1"/>
+          <w:bCs w:val="1"/>
           <w:i w:val="0"/>
+          <w:iCs w:val="0"/>
           <w:smallCaps w:val="0"/>
           <w:strike w:val="0"/>
           <w:color w:val="365f91"/>
@@ -1427,7 +1472,9 @@
         <w:rPr>
           <w:rFonts w:ascii="Cambria" w:cs="Cambria" w:eastAsia="Cambria" w:hAnsi="Cambria"/>
           <w:b w:val="1"/>
+          <w:bCs w:val="1"/>
           <w:i w:val="0"/>
+          <w:iCs w:val="0"/>
           <w:smallCaps w:val="0"/>
           <w:strike w:val="0"/>
           <w:color w:val="365f91"/>
@@ -1443,7 +1490,7 @@
     </w:p>
     <w:sdt>
       <w:sdtPr>
-        <w:id w:val="1366470403"/>
+        <w:id w:val="-767417008"/>
         <w:docPartObj>
           <w:docPartGallery w:val="Table of Contents"/>
           <w:docPartUnique w:val="1"/>
@@ -1461,7 +1508,9 @@
             <w:rPr>
               <w:rFonts w:ascii="Arial" w:cs="Arial" w:eastAsia="Arial" w:hAnsi="Arial"/>
               <w:b w:val="1"/>
+              <w:bCs w:val="1"/>
               <w:i w:val="0"/>
+              <w:iCs w:val="0"/>
               <w:smallCaps w:val="0"/>
               <w:strike w:val="0"/>
               <w:color w:val="000000"/>
@@ -1482,7 +1531,9 @@
               <w:rPr>
                 <w:rFonts w:ascii="Calibri" w:cs="Calibri" w:eastAsia="Calibri" w:hAnsi="Calibri"/>
                 <w:b w:val="1"/>
+                <w:bCs w:val="1"/>
                 <w:i w:val="0"/>
+                <w:iCs w:val="0"/>
                 <w:smallCaps w:val="0"/>
                 <w:strike w:val="0"/>
                 <w:color w:val="366091"/>
@@ -1515,7 +1566,9 @@
             <w:rPr>
               <w:rFonts w:ascii="Arial" w:cs="Arial" w:eastAsia="Arial" w:hAnsi="Arial"/>
               <w:b w:val="0"/>
+              <w:bCs w:val="0"/>
               <w:i w:val="0"/>
+              <w:iCs w:val="0"/>
               <w:smallCaps w:val="0"/>
               <w:strike w:val="0"/>
               <w:color w:val="000000"/>
@@ -1531,7 +1584,9 @@
               <w:rPr>
                 <w:rFonts w:ascii="Calibri" w:cs="Calibri" w:eastAsia="Calibri" w:hAnsi="Calibri"/>
                 <w:b w:val="0"/>
+                <w:bCs w:val="0"/>
                 <w:i w:val="1"/>
+                <w:iCs w:val="1"/>
                 <w:smallCaps w:val="0"/>
                 <w:strike w:val="0"/>
                 <w:color w:val="548dd4"/>
@@ -1564,7 +1619,9 @@
             <w:rPr>
               <w:rFonts w:ascii="Arial" w:cs="Arial" w:eastAsia="Arial" w:hAnsi="Arial"/>
               <w:b w:val="1"/>
+              <w:bCs w:val="1"/>
               <w:i w:val="0"/>
+              <w:iCs w:val="0"/>
               <w:smallCaps w:val="0"/>
               <w:strike w:val="0"/>
               <w:color w:val="000000"/>
@@ -1580,7 +1637,9 @@
               <w:rPr>
                 <w:rFonts w:ascii="Calibri" w:cs="Calibri" w:eastAsia="Calibri" w:hAnsi="Calibri"/>
                 <w:b w:val="1"/>
+                <w:bCs w:val="1"/>
                 <w:i w:val="0"/>
+                <w:iCs w:val="0"/>
                 <w:smallCaps w:val="0"/>
                 <w:strike w:val="0"/>
                 <w:color w:val="366091"/>
@@ -1613,7 +1672,9 @@
             <w:rPr>
               <w:rFonts w:ascii="Arial" w:cs="Arial" w:eastAsia="Arial" w:hAnsi="Arial"/>
               <w:b w:val="0"/>
+              <w:bCs w:val="0"/>
               <w:i w:val="0"/>
+              <w:iCs w:val="0"/>
               <w:smallCaps w:val="0"/>
               <w:strike w:val="0"/>
               <w:color w:val="000000"/>
@@ -1629,7 +1690,9 @@
               <w:rPr>
                 <w:rFonts w:ascii="Calibri" w:cs="Calibri" w:eastAsia="Calibri" w:hAnsi="Calibri"/>
                 <w:b w:val="0"/>
+                <w:bCs w:val="0"/>
                 <w:i w:val="1"/>
+                <w:iCs w:val="1"/>
                 <w:smallCaps w:val="0"/>
                 <w:strike w:val="0"/>
                 <w:color w:val="548dd4"/>
@@ -1662,7 +1725,9 @@
             <w:rPr>
               <w:rFonts w:ascii="Arial" w:cs="Arial" w:eastAsia="Arial" w:hAnsi="Arial"/>
               <w:b w:val="0"/>
+              <w:bCs w:val="0"/>
               <w:i w:val="0"/>
+              <w:iCs w:val="0"/>
               <w:smallCaps w:val="0"/>
               <w:strike w:val="0"/>
               <w:color w:val="000000"/>
@@ -1678,7 +1743,9 @@
               <w:rPr>
                 <w:rFonts w:ascii="Calibri" w:cs="Calibri" w:eastAsia="Calibri" w:hAnsi="Calibri"/>
                 <w:b w:val="0"/>
+                <w:bCs w:val="0"/>
                 <w:i w:val="1"/>
+                <w:iCs w:val="1"/>
                 <w:smallCaps w:val="0"/>
                 <w:strike w:val="0"/>
                 <w:color w:val="548dd4"/>
@@ -1711,7 +1778,9 @@
             <w:rPr>
               <w:rFonts w:ascii="Arial" w:cs="Arial" w:eastAsia="Arial" w:hAnsi="Arial"/>
               <w:b w:val="0"/>
+              <w:bCs w:val="0"/>
               <w:i w:val="0"/>
+              <w:iCs w:val="0"/>
               <w:smallCaps w:val="0"/>
               <w:strike w:val="0"/>
               <w:color w:val="000000"/>
@@ -1727,7 +1796,9 @@
               <w:rPr>
                 <w:rFonts w:ascii="Calibri" w:cs="Calibri" w:eastAsia="Calibri" w:hAnsi="Calibri"/>
                 <w:b w:val="0"/>
+                <w:bCs w:val="0"/>
                 <w:i w:val="1"/>
+                <w:iCs w:val="1"/>
                 <w:smallCaps w:val="0"/>
                 <w:strike w:val="0"/>
                 <w:color w:val="548dd4"/>
@@ -1760,7 +1831,9 @@
             <w:rPr>
               <w:rFonts w:ascii="Arial" w:cs="Arial" w:eastAsia="Arial" w:hAnsi="Arial"/>
               <w:b w:val="0"/>
+              <w:bCs w:val="0"/>
               <w:i w:val="0"/>
+              <w:iCs w:val="0"/>
               <w:smallCaps w:val="0"/>
               <w:strike w:val="0"/>
               <w:color w:val="000000"/>
@@ -1776,7 +1849,9 @@
               <w:rPr>
                 <w:rFonts w:ascii="Calibri" w:cs="Calibri" w:eastAsia="Calibri" w:hAnsi="Calibri"/>
                 <w:b w:val="0"/>
+                <w:bCs w:val="0"/>
                 <w:i w:val="1"/>
+                <w:iCs w:val="1"/>
                 <w:smallCaps w:val="0"/>
                 <w:strike w:val="0"/>
                 <w:color w:val="548dd4"/>
@@ -1809,7 +1884,9 @@
             <w:rPr>
               <w:rFonts w:ascii="Arial" w:cs="Arial" w:eastAsia="Arial" w:hAnsi="Arial"/>
               <w:b w:val="0"/>
+              <w:bCs w:val="0"/>
               <w:i w:val="0"/>
+              <w:iCs w:val="0"/>
               <w:smallCaps w:val="0"/>
               <w:strike w:val="0"/>
               <w:color w:val="000000"/>
@@ -1825,7 +1902,9 @@
               <w:rPr>
                 <w:rFonts w:ascii="Calibri" w:cs="Calibri" w:eastAsia="Calibri" w:hAnsi="Calibri"/>
                 <w:b w:val="0"/>
+                <w:bCs w:val="0"/>
                 <w:i w:val="1"/>
+                <w:iCs w:val="1"/>
                 <w:smallCaps w:val="0"/>
                 <w:strike w:val="0"/>
                 <w:color w:val="548dd4"/>
@@ -1858,7 +1937,9 @@
             <w:rPr>
               <w:rFonts w:ascii="Arial" w:cs="Arial" w:eastAsia="Arial" w:hAnsi="Arial"/>
               <w:b w:val="0"/>
+              <w:bCs w:val="0"/>
               <w:i w:val="0"/>
+              <w:iCs w:val="0"/>
               <w:smallCaps w:val="0"/>
               <w:strike w:val="0"/>
               <w:color w:val="000000"/>
@@ -1874,7 +1955,9 @@
               <w:rPr>
                 <w:rFonts w:ascii="Calibri" w:cs="Calibri" w:eastAsia="Calibri" w:hAnsi="Calibri"/>
                 <w:b w:val="0"/>
+                <w:bCs w:val="0"/>
                 <w:i w:val="1"/>
+                <w:iCs w:val="1"/>
                 <w:smallCaps w:val="0"/>
                 <w:strike w:val="0"/>
                 <w:color w:val="548dd4"/>
@@ -1907,7 +1990,9 @@
             <w:rPr>
               <w:rFonts w:ascii="Arial" w:cs="Arial" w:eastAsia="Arial" w:hAnsi="Arial"/>
               <w:b w:val="0"/>
+              <w:bCs w:val="0"/>
               <w:i w:val="0"/>
+              <w:iCs w:val="0"/>
               <w:smallCaps w:val="0"/>
               <w:strike w:val="0"/>
               <w:color w:val="000000"/>
@@ -1923,7 +2008,9 @@
               <w:rPr>
                 <w:rFonts w:ascii="Calibri" w:cs="Calibri" w:eastAsia="Calibri" w:hAnsi="Calibri"/>
                 <w:b w:val="0"/>
+                <w:bCs w:val="0"/>
                 <w:i w:val="1"/>
+                <w:iCs w:val="1"/>
                 <w:smallCaps w:val="0"/>
                 <w:strike w:val="0"/>
                 <w:color w:val="548dd4"/>
@@ -1956,7 +2043,9 @@
             <w:rPr>
               <w:rFonts w:ascii="Arial" w:cs="Arial" w:eastAsia="Arial" w:hAnsi="Arial"/>
               <w:b w:val="0"/>
+              <w:bCs w:val="0"/>
               <w:i w:val="0"/>
+              <w:iCs w:val="0"/>
               <w:smallCaps w:val="0"/>
               <w:strike w:val="0"/>
               <w:color w:val="000000"/>
@@ -1972,7 +2061,9 @@
               <w:rPr>
                 <w:rFonts w:ascii="Calibri" w:cs="Calibri" w:eastAsia="Calibri" w:hAnsi="Calibri"/>
                 <w:b w:val="0"/>
+                <w:bCs w:val="0"/>
                 <w:i w:val="1"/>
+                <w:iCs w:val="1"/>
                 <w:smallCaps w:val="0"/>
                 <w:strike w:val="0"/>
                 <w:color w:val="548dd4"/>
@@ -2005,7 +2096,9 @@
             <w:rPr>
               <w:rFonts w:ascii="Arial" w:cs="Arial" w:eastAsia="Arial" w:hAnsi="Arial"/>
               <w:b w:val="0"/>
+              <w:bCs w:val="0"/>
               <w:i w:val="0"/>
+              <w:iCs w:val="0"/>
               <w:smallCaps w:val="0"/>
               <w:strike w:val="0"/>
               <w:color w:val="000000"/>
@@ -2021,7 +2114,9 @@
               <w:rPr>
                 <w:rFonts w:ascii="Calibri" w:cs="Calibri" w:eastAsia="Calibri" w:hAnsi="Calibri"/>
                 <w:b w:val="0"/>
+                <w:bCs w:val="0"/>
                 <w:i w:val="1"/>
+                <w:iCs w:val="1"/>
                 <w:smallCaps w:val="0"/>
                 <w:strike w:val="0"/>
                 <w:color w:val="548dd4"/>
@@ -2054,7 +2149,9 @@
             <w:rPr>
               <w:rFonts w:ascii="Arial" w:cs="Arial" w:eastAsia="Arial" w:hAnsi="Arial"/>
               <w:b w:val="1"/>
+              <w:bCs w:val="1"/>
               <w:i w:val="0"/>
+              <w:iCs w:val="0"/>
               <w:smallCaps w:val="0"/>
               <w:strike w:val="0"/>
               <w:color w:val="000000"/>
@@ -2070,7 +2167,9 @@
               <w:rPr>
                 <w:rFonts w:ascii="Calibri" w:cs="Calibri" w:eastAsia="Calibri" w:hAnsi="Calibri"/>
                 <w:b w:val="1"/>
+                <w:bCs w:val="1"/>
                 <w:i w:val="0"/>
+                <w:iCs w:val="0"/>
                 <w:smallCaps w:val="0"/>
                 <w:strike w:val="0"/>
                 <w:color w:val="366091"/>
@@ -2103,7 +2202,9 @@
             <w:rPr>
               <w:rFonts w:ascii="Arial" w:cs="Arial" w:eastAsia="Arial" w:hAnsi="Arial"/>
               <w:b w:val="0"/>
+              <w:bCs w:val="0"/>
               <w:i w:val="0"/>
+              <w:iCs w:val="0"/>
               <w:smallCaps w:val="0"/>
               <w:strike w:val="0"/>
               <w:color w:val="000000"/>
@@ -2119,7 +2220,9 @@
               <w:rPr>
                 <w:rFonts w:ascii="Calibri" w:cs="Calibri" w:eastAsia="Calibri" w:hAnsi="Calibri"/>
                 <w:b w:val="0"/>
+                <w:bCs w:val="0"/>
                 <w:i w:val="1"/>
+                <w:iCs w:val="1"/>
                 <w:smallCaps w:val="0"/>
                 <w:strike w:val="0"/>
                 <w:color w:val="548dd4"/>
@@ -2152,7 +2255,9 @@
             <w:rPr>
               <w:rFonts w:ascii="Arial" w:cs="Arial" w:eastAsia="Arial" w:hAnsi="Arial"/>
               <w:b w:val="0"/>
+              <w:bCs w:val="0"/>
               <w:i w:val="0"/>
+              <w:iCs w:val="0"/>
               <w:smallCaps w:val="0"/>
               <w:strike w:val="0"/>
               <w:color w:val="000000"/>
@@ -2168,7 +2273,9 @@
               <w:rPr>
                 <w:rFonts w:ascii="Calibri" w:cs="Calibri" w:eastAsia="Calibri" w:hAnsi="Calibri"/>
                 <w:b w:val="0"/>
+                <w:bCs w:val="0"/>
                 <w:i w:val="1"/>
+                <w:iCs w:val="1"/>
                 <w:smallCaps w:val="0"/>
                 <w:strike w:val="0"/>
                 <w:color w:val="548dd4"/>
@@ -2201,7 +2308,9 @@
             <w:rPr>
               <w:rFonts w:ascii="Arial" w:cs="Arial" w:eastAsia="Arial" w:hAnsi="Arial"/>
               <w:b w:val="0"/>
+              <w:bCs w:val="0"/>
               <w:i w:val="0"/>
+              <w:iCs w:val="0"/>
               <w:smallCaps w:val="0"/>
               <w:strike w:val="0"/>
               <w:color w:val="000000"/>
@@ -2217,7 +2326,9 @@
               <w:rPr>
                 <w:rFonts w:ascii="Calibri" w:cs="Calibri" w:eastAsia="Calibri" w:hAnsi="Calibri"/>
                 <w:b w:val="0"/>
+                <w:bCs w:val="0"/>
                 <w:i w:val="1"/>
+                <w:iCs w:val="1"/>
                 <w:smallCaps w:val="0"/>
                 <w:strike w:val="0"/>
                 <w:color w:val="548dd4"/>
@@ -2250,7 +2361,9 @@
             <w:rPr>
               <w:rFonts w:ascii="Arial" w:cs="Arial" w:eastAsia="Arial" w:hAnsi="Arial"/>
               <w:b w:val="0"/>
+              <w:bCs w:val="0"/>
               <w:i w:val="0"/>
+              <w:iCs w:val="0"/>
               <w:smallCaps w:val="0"/>
               <w:strike w:val="0"/>
               <w:color w:val="000000"/>
@@ -2266,7 +2379,9 @@
               <w:rPr>
                 <w:rFonts w:ascii="Calibri" w:cs="Calibri" w:eastAsia="Calibri" w:hAnsi="Calibri"/>
                 <w:b w:val="0"/>
+                <w:bCs w:val="0"/>
                 <w:i w:val="1"/>
+                <w:iCs w:val="1"/>
                 <w:smallCaps w:val="0"/>
                 <w:strike w:val="0"/>
                 <w:color w:val="548dd4"/>
@@ -2299,7 +2414,9 @@
             <w:rPr>
               <w:rFonts w:ascii="Arial" w:cs="Arial" w:eastAsia="Arial" w:hAnsi="Arial"/>
               <w:b w:val="0"/>
+              <w:bCs w:val="0"/>
               <w:i w:val="0"/>
+              <w:iCs w:val="0"/>
               <w:smallCaps w:val="0"/>
               <w:strike w:val="0"/>
               <w:color w:val="000000"/>
@@ -2315,7 +2432,9 @@
               <w:rPr>
                 <w:rFonts w:ascii="Calibri" w:cs="Calibri" w:eastAsia="Calibri" w:hAnsi="Calibri"/>
                 <w:b w:val="0"/>
+                <w:bCs w:val="0"/>
                 <w:i w:val="1"/>
+                <w:iCs w:val="1"/>
                 <w:smallCaps w:val="0"/>
                 <w:strike w:val="0"/>
                 <w:color w:val="548dd4"/>
@@ -2348,7 +2467,9 @@
             <w:rPr>
               <w:rFonts w:ascii="Arial" w:cs="Arial" w:eastAsia="Arial" w:hAnsi="Arial"/>
               <w:b w:val="0"/>
+              <w:bCs w:val="0"/>
               <w:i w:val="0"/>
+              <w:iCs w:val="0"/>
               <w:smallCaps w:val="0"/>
               <w:strike w:val="0"/>
               <w:color w:val="000000"/>
@@ -2364,7 +2485,9 @@
               <w:rPr>
                 <w:rFonts w:ascii="Calibri" w:cs="Calibri" w:eastAsia="Calibri" w:hAnsi="Calibri"/>
                 <w:b w:val="0"/>
+                <w:bCs w:val="0"/>
                 <w:i w:val="1"/>
+                <w:iCs w:val="1"/>
                 <w:smallCaps w:val="0"/>
                 <w:strike w:val="0"/>
                 <w:color w:val="548dd4"/>
@@ -2397,7 +2520,9 @@
             <w:rPr>
               <w:rFonts w:ascii="Arial" w:cs="Arial" w:eastAsia="Arial" w:hAnsi="Arial"/>
               <w:b w:val="0"/>
+              <w:bCs w:val="0"/>
               <w:i w:val="0"/>
+              <w:iCs w:val="0"/>
               <w:smallCaps w:val="0"/>
               <w:strike w:val="0"/>
               <w:color w:val="000000"/>
@@ -2413,7 +2538,9 @@
               <w:rPr>
                 <w:rFonts w:ascii="Calibri" w:cs="Calibri" w:eastAsia="Calibri" w:hAnsi="Calibri"/>
                 <w:b w:val="0"/>
+                <w:bCs w:val="0"/>
                 <w:i w:val="1"/>
+                <w:iCs w:val="1"/>
                 <w:smallCaps w:val="0"/>
                 <w:strike w:val="0"/>
                 <w:color w:val="548dd4"/>
@@ -2446,7 +2573,9 @@
             <w:rPr>
               <w:rFonts w:ascii="Arial" w:cs="Arial" w:eastAsia="Arial" w:hAnsi="Arial"/>
               <w:b w:val="0"/>
+              <w:bCs w:val="0"/>
               <w:i w:val="0"/>
+              <w:iCs w:val="0"/>
               <w:smallCaps w:val="0"/>
               <w:strike w:val="0"/>
               <w:color w:val="000000"/>
@@ -2462,7 +2591,9 @@
               <w:rPr>
                 <w:rFonts w:ascii="Calibri" w:cs="Calibri" w:eastAsia="Calibri" w:hAnsi="Calibri"/>
                 <w:b w:val="0"/>
+                <w:bCs w:val="0"/>
                 <w:i w:val="1"/>
+                <w:iCs w:val="1"/>
                 <w:smallCaps w:val="0"/>
                 <w:strike w:val="0"/>
                 <w:color w:val="548dd4"/>
@@ -2495,7 +2626,9 @@
             <w:rPr>
               <w:rFonts w:ascii="Arial" w:cs="Arial" w:eastAsia="Arial" w:hAnsi="Arial"/>
               <w:b w:val="0"/>
+              <w:bCs w:val="0"/>
               <w:i w:val="0"/>
+              <w:iCs w:val="0"/>
               <w:smallCaps w:val="0"/>
               <w:strike w:val="0"/>
               <w:color w:val="000000"/>
@@ -2511,7 +2644,9 @@
               <w:rPr>
                 <w:rFonts w:ascii="Calibri" w:cs="Calibri" w:eastAsia="Calibri" w:hAnsi="Calibri"/>
                 <w:b w:val="0"/>
+                <w:bCs w:val="0"/>
                 <w:i w:val="1"/>
+                <w:iCs w:val="1"/>
                 <w:smallCaps w:val="0"/>
                 <w:strike w:val="0"/>
                 <w:color w:val="548dd4"/>
@@ -2544,7 +2679,9 @@
             <w:rPr>
               <w:rFonts w:ascii="Arial" w:cs="Arial" w:eastAsia="Arial" w:hAnsi="Arial"/>
               <w:b w:val="1"/>
+              <w:bCs w:val="1"/>
               <w:i w:val="0"/>
+              <w:iCs w:val="0"/>
               <w:smallCaps w:val="0"/>
               <w:strike w:val="0"/>
               <w:color w:val="000000"/>
@@ -2560,7 +2697,9 @@
               <w:rPr>
                 <w:rFonts w:ascii="Calibri" w:cs="Calibri" w:eastAsia="Calibri" w:hAnsi="Calibri"/>
                 <w:b w:val="1"/>
+                <w:bCs w:val="1"/>
                 <w:i w:val="0"/>
+                <w:iCs w:val="0"/>
                 <w:smallCaps w:val="0"/>
                 <w:strike w:val="0"/>
                 <w:color w:val="366091"/>
@@ -2593,7 +2732,9 @@
             <w:rPr>
               <w:rFonts w:ascii="Arial" w:cs="Arial" w:eastAsia="Arial" w:hAnsi="Arial"/>
               <w:b w:val="1"/>
+              <w:bCs w:val="1"/>
               <w:i w:val="0"/>
+              <w:iCs w:val="0"/>
               <w:smallCaps w:val="0"/>
               <w:strike w:val="0"/>
               <w:color w:val="000000"/>
@@ -2609,7 +2750,9 @@
               <w:rPr>
                 <w:rFonts w:ascii="Calibri" w:cs="Calibri" w:eastAsia="Calibri" w:hAnsi="Calibri"/>
                 <w:b w:val="1"/>
+                <w:bCs w:val="1"/>
                 <w:i w:val="0"/>
+                <w:iCs w:val="0"/>
                 <w:smallCaps w:val="0"/>
                 <w:strike w:val="0"/>
                 <w:color w:val="366091"/>
@@ -2642,7 +2785,9 @@
             <w:rPr>
               <w:rFonts w:ascii="Arial" w:cs="Arial" w:eastAsia="Arial" w:hAnsi="Arial"/>
               <w:b w:val="0"/>
+              <w:bCs w:val="0"/>
               <w:i w:val="0"/>
+              <w:iCs w:val="0"/>
               <w:smallCaps w:val="0"/>
               <w:strike w:val="0"/>
               <w:color w:val="000000"/>
@@ -2658,7 +2803,9 @@
               <w:rPr>
                 <w:rFonts w:ascii="Calibri" w:cs="Calibri" w:eastAsia="Calibri" w:hAnsi="Calibri"/>
                 <w:b w:val="0"/>
+                <w:bCs w:val="0"/>
                 <w:i w:val="1"/>
+                <w:iCs w:val="1"/>
                 <w:smallCaps w:val="0"/>
                 <w:strike w:val="0"/>
                 <w:color w:val="548dd4"/>
@@ -2691,7 +2838,9 @@
             <w:rPr>
               <w:rFonts w:ascii="Arial" w:cs="Arial" w:eastAsia="Arial" w:hAnsi="Arial"/>
               <w:b w:val="0"/>
+              <w:bCs w:val="0"/>
               <w:i w:val="0"/>
+              <w:iCs w:val="0"/>
               <w:smallCaps w:val="0"/>
               <w:strike w:val="0"/>
               <w:color w:val="000000"/>
@@ -2707,7 +2856,9 @@
               <w:rPr>
                 <w:rFonts w:ascii="Calibri" w:cs="Calibri" w:eastAsia="Calibri" w:hAnsi="Calibri"/>
                 <w:b w:val="0"/>
+                <w:bCs w:val="0"/>
                 <w:i w:val="1"/>
+                <w:iCs w:val="1"/>
                 <w:smallCaps w:val="0"/>
                 <w:strike w:val="0"/>
                 <w:color w:val="548dd4"/>
@@ -2740,7 +2891,9 @@
             <w:rPr>
               <w:rFonts w:ascii="Arial" w:cs="Arial" w:eastAsia="Arial" w:hAnsi="Arial"/>
               <w:b w:val="0"/>
+              <w:bCs w:val="0"/>
               <w:i w:val="0"/>
+              <w:iCs w:val="0"/>
               <w:smallCaps w:val="0"/>
               <w:strike w:val="0"/>
               <w:color w:val="000000"/>
@@ -2756,7 +2909,9 @@
               <w:rPr>
                 <w:rFonts w:ascii="Calibri" w:cs="Calibri" w:eastAsia="Calibri" w:hAnsi="Calibri"/>
                 <w:b w:val="0"/>
+                <w:bCs w:val="0"/>
                 <w:i w:val="1"/>
+                <w:iCs w:val="1"/>
                 <w:smallCaps w:val="0"/>
                 <w:strike w:val="0"/>
                 <w:color w:val="548dd4"/>
@@ -2789,7 +2944,9 @@
             <w:rPr>
               <w:rFonts w:ascii="Arial" w:cs="Arial" w:eastAsia="Arial" w:hAnsi="Arial"/>
               <w:b w:val="0"/>
+              <w:bCs w:val="0"/>
               <w:i w:val="0"/>
+              <w:iCs w:val="0"/>
               <w:smallCaps w:val="0"/>
               <w:strike w:val="0"/>
               <w:color w:val="000000"/>
@@ -2805,7 +2962,9 @@
               <w:rPr>
                 <w:rFonts w:ascii="Calibri" w:cs="Calibri" w:eastAsia="Calibri" w:hAnsi="Calibri"/>
                 <w:b w:val="0"/>
+                <w:bCs w:val="0"/>
                 <w:i w:val="1"/>
+                <w:iCs w:val="1"/>
                 <w:smallCaps w:val="0"/>
                 <w:strike w:val="0"/>
                 <w:color w:val="548dd4"/>
@@ -2838,7 +2997,9 @@
             <w:rPr>
               <w:rFonts w:ascii="Arial" w:cs="Arial" w:eastAsia="Arial" w:hAnsi="Arial"/>
               <w:b w:val="0"/>
+              <w:bCs w:val="0"/>
               <w:i w:val="0"/>
+              <w:iCs w:val="0"/>
               <w:smallCaps w:val="0"/>
               <w:strike w:val="0"/>
               <w:color w:val="000000"/>
@@ -2854,7 +3015,9 @@
               <w:rPr>
                 <w:rFonts w:ascii="Calibri" w:cs="Calibri" w:eastAsia="Calibri" w:hAnsi="Calibri"/>
                 <w:b w:val="0"/>
+                <w:bCs w:val="0"/>
                 <w:i w:val="1"/>
+                <w:iCs w:val="1"/>
                 <w:smallCaps w:val="0"/>
                 <w:strike w:val="0"/>
                 <w:color w:val="548dd4"/>
@@ -2887,7 +3050,9 @@
             <w:rPr>
               <w:rFonts w:ascii="Arial" w:cs="Arial" w:eastAsia="Arial" w:hAnsi="Arial"/>
               <w:b w:val="0"/>
+              <w:bCs w:val="0"/>
               <w:i w:val="0"/>
+              <w:iCs w:val="0"/>
               <w:smallCaps w:val="0"/>
               <w:strike w:val="0"/>
               <w:color w:val="000000"/>
@@ -2903,7 +3068,9 @@
               <w:rPr>
                 <w:rFonts w:ascii="Calibri" w:cs="Calibri" w:eastAsia="Calibri" w:hAnsi="Calibri"/>
                 <w:b w:val="0"/>
+                <w:bCs w:val="0"/>
                 <w:i w:val="1"/>
+                <w:iCs w:val="1"/>
                 <w:smallCaps w:val="0"/>
                 <w:strike w:val="0"/>
                 <w:color w:val="548dd4"/>
@@ -2936,7 +3103,9 @@
             <w:rPr>
               <w:rFonts w:ascii="Arial" w:cs="Arial" w:eastAsia="Arial" w:hAnsi="Arial"/>
               <w:b w:val="1"/>
+              <w:bCs w:val="1"/>
               <w:i w:val="0"/>
+              <w:iCs w:val="0"/>
               <w:smallCaps w:val="0"/>
               <w:strike w:val="0"/>
               <w:color w:val="000000"/>
@@ -2952,7 +3121,9 @@
               <w:rPr>
                 <w:rFonts w:ascii="Calibri" w:cs="Calibri" w:eastAsia="Calibri" w:hAnsi="Calibri"/>
                 <w:b w:val="1"/>
+                <w:bCs w:val="1"/>
                 <w:i w:val="0"/>
+                <w:iCs w:val="0"/>
                 <w:smallCaps w:val="0"/>
                 <w:strike w:val="0"/>
                 <w:color w:val="366091"/>
@@ -2985,7 +3156,9 @@
             <w:rPr>
               <w:rFonts w:ascii="Arial" w:cs="Arial" w:eastAsia="Arial" w:hAnsi="Arial"/>
               <w:b w:val="0"/>
+              <w:bCs w:val="0"/>
               <w:i w:val="0"/>
+              <w:iCs w:val="0"/>
               <w:smallCaps w:val="0"/>
               <w:strike w:val="0"/>
               <w:color w:val="000000"/>
@@ -3001,7 +3174,9 @@
               <w:rPr>
                 <w:rFonts w:ascii="Calibri" w:cs="Calibri" w:eastAsia="Calibri" w:hAnsi="Calibri"/>
                 <w:b w:val="0"/>
+                <w:bCs w:val="0"/>
                 <w:i w:val="1"/>
+                <w:iCs w:val="1"/>
                 <w:smallCaps w:val="0"/>
                 <w:strike w:val="0"/>
                 <w:color w:val="548dd4"/>
@@ -3034,7 +3209,9 @@
             <w:rPr>
               <w:rFonts w:ascii="Arial" w:cs="Arial" w:eastAsia="Arial" w:hAnsi="Arial"/>
               <w:b w:val="0"/>
+              <w:bCs w:val="0"/>
               <w:i w:val="0"/>
+              <w:iCs w:val="0"/>
               <w:smallCaps w:val="0"/>
               <w:strike w:val="0"/>
               <w:color w:val="000000"/>
@@ -3050,7 +3227,9 @@
               <w:rPr>
                 <w:rFonts w:ascii="Calibri" w:cs="Calibri" w:eastAsia="Calibri" w:hAnsi="Calibri"/>
                 <w:b w:val="0"/>
+                <w:bCs w:val="0"/>
                 <w:i w:val="1"/>
+                <w:iCs w:val="1"/>
                 <w:smallCaps w:val="0"/>
                 <w:strike w:val="0"/>
                 <w:color w:val="548dd4"/>
@@ -3083,7 +3262,9 @@
             <w:rPr>
               <w:rFonts w:ascii="Arial" w:cs="Arial" w:eastAsia="Arial" w:hAnsi="Arial"/>
               <w:b w:val="0"/>
+              <w:bCs w:val="0"/>
               <w:i w:val="0"/>
+              <w:iCs w:val="0"/>
               <w:smallCaps w:val="0"/>
               <w:strike w:val="0"/>
               <w:color w:val="000000"/>
@@ -3099,7 +3280,9 @@
               <w:rPr>
                 <w:rFonts w:ascii="Calibri" w:cs="Calibri" w:eastAsia="Calibri" w:hAnsi="Calibri"/>
                 <w:b w:val="0"/>
+                <w:bCs w:val="0"/>
                 <w:i w:val="1"/>
+                <w:iCs w:val="1"/>
                 <w:smallCaps w:val="0"/>
                 <w:strike w:val="0"/>
                 <w:color w:val="548dd4"/>
@@ -3132,7 +3315,9 @@
             <w:rPr>
               <w:rFonts w:ascii="Arial" w:cs="Arial" w:eastAsia="Arial" w:hAnsi="Arial"/>
               <w:b w:val="0"/>
+              <w:bCs w:val="0"/>
               <w:i w:val="0"/>
+              <w:iCs w:val="0"/>
               <w:smallCaps w:val="0"/>
               <w:strike w:val="0"/>
               <w:color w:val="000000"/>
@@ -3148,7 +3333,9 @@
               <w:rPr>
                 <w:rFonts w:ascii="Calibri" w:cs="Calibri" w:eastAsia="Calibri" w:hAnsi="Calibri"/>
                 <w:b w:val="0"/>
+                <w:bCs w:val="0"/>
                 <w:i w:val="1"/>
+                <w:iCs w:val="1"/>
                 <w:smallCaps w:val="0"/>
                 <w:strike w:val="0"/>
                 <w:color w:val="548dd4"/>
@@ -3181,7 +3368,9 @@
             <w:rPr>
               <w:rFonts w:ascii="Arial" w:cs="Arial" w:eastAsia="Arial" w:hAnsi="Arial"/>
               <w:b w:val="0"/>
+              <w:bCs w:val="0"/>
               <w:i w:val="0"/>
+              <w:iCs w:val="0"/>
               <w:smallCaps w:val="0"/>
               <w:strike w:val="0"/>
               <w:color w:val="000000"/>
@@ -3197,7 +3386,9 @@
               <w:rPr>
                 <w:rFonts w:ascii="Calibri" w:cs="Calibri" w:eastAsia="Calibri" w:hAnsi="Calibri"/>
                 <w:b w:val="0"/>
+                <w:bCs w:val="0"/>
                 <w:i w:val="1"/>
+                <w:iCs w:val="1"/>
                 <w:smallCaps w:val="0"/>
                 <w:strike w:val="0"/>
                 <w:color w:val="548dd4"/>
@@ -3230,7 +3421,9 @@
             <w:rPr>
               <w:rFonts w:ascii="Arial" w:cs="Arial" w:eastAsia="Arial" w:hAnsi="Arial"/>
               <w:b w:val="0"/>
+              <w:bCs w:val="0"/>
               <w:i w:val="0"/>
+              <w:iCs w:val="0"/>
               <w:smallCaps w:val="0"/>
               <w:strike w:val="0"/>
               <w:color w:val="000000"/>
@@ -3246,7 +3439,9 @@
               <w:rPr>
                 <w:rFonts w:ascii="Calibri" w:cs="Calibri" w:eastAsia="Calibri" w:hAnsi="Calibri"/>
                 <w:b w:val="0"/>
+                <w:bCs w:val="0"/>
                 <w:i w:val="1"/>
+                <w:iCs w:val="1"/>
                 <w:smallCaps w:val="0"/>
                 <w:strike w:val="0"/>
                 <w:color w:val="548dd4"/>
@@ -3279,7 +3474,9 @@
             <w:rPr>
               <w:rFonts w:ascii="Arial" w:cs="Arial" w:eastAsia="Arial" w:hAnsi="Arial"/>
               <w:b w:val="0"/>
+              <w:bCs w:val="0"/>
               <w:i w:val="0"/>
+              <w:iCs w:val="0"/>
               <w:smallCaps w:val="0"/>
               <w:strike w:val="0"/>
               <w:color w:val="000000"/>
@@ -3295,7 +3492,9 @@
               <w:rPr>
                 <w:rFonts w:ascii="Calibri" w:cs="Calibri" w:eastAsia="Calibri" w:hAnsi="Calibri"/>
                 <w:b w:val="0"/>
+                <w:bCs w:val="0"/>
                 <w:i w:val="1"/>
+                <w:iCs w:val="1"/>
                 <w:smallCaps w:val="0"/>
                 <w:strike w:val="0"/>
                 <w:color w:val="548dd4"/>
@@ -3328,7 +3527,9 @@
             <w:rPr>
               <w:rFonts w:ascii="Arial" w:cs="Arial" w:eastAsia="Arial" w:hAnsi="Arial"/>
               <w:b w:val="0"/>
+              <w:bCs w:val="0"/>
               <w:i w:val="0"/>
+              <w:iCs w:val="0"/>
               <w:smallCaps w:val="0"/>
               <w:strike w:val="0"/>
               <w:color w:val="000000"/>
@@ -3344,7 +3545,9 @@
               <w:rPr>
                 <w:rFonts w:ascii="Calibri" w:cs="Calibri" w:eastAsia="Calibri" w:hAnsi="Calibri"/>
                 <w:b w:val="0"/>
+                <w:bCs w:val="0"/>
                 <w:i w:val="1"/>
+                <w:iCs w:val="1"/>
                 <w:smallCaps w:val="0"/>
                 <w:strike w:val="0"/>
                 <w:color w:val="548dd4"/>
@@ -3377,7 +3580,9 @@
             <w:rPr>
               <w:rFonts w:ascii="Arial" w:cs="Arial" w:eastAsia="Arial" w:hAnsi="Arial"/>
               <w:b w:val="0"/>
+              <w:bCs w:val="0"/>
               <w:i w:val="0"/>
+              <w:iCs w:val="0"/>
               <w:smallCaps w:val="0"/>
               <w:strike w:val="0"/>
               <w:color w:val="000000"/>
@@ -3393,7 +3598,9 @@
               <w:rPr>
                 <w:rFonts w:ascii="Calibri" w:cs="Calibri" w:eastAsia="Calibri" w:hAnsi="Calibri"/>
                 <w:b w:val="0"/>
+                <w:bCs w:val="0"/>
                 <w:i w:val="1"/>
+                <w:iCs w:val="1"/>
                 <w:smallCaps w:val="0"/>
                 <w:strike w:val="0"/>
                 <w:color w:val="548dd4"/>
@@ -3426,7 +3633,9 @@
             <w:rPr>
               <w:rFonts w:ascii="Arial" w:cs="Arial" w:eastAsia="Arial" w:hAnsi="Arial"/>
               <w:b w:val="0"/>
+              <w:bCs w:val="0"/>
               <w:i w:val="0"/>
+              <w:iCs w:val="0"/>
               <w:smallCaps w:val="0"/>
               <w:strike w:val="0"/>
               <w:color w:val="000000"/>
@@ -3442,7 +3651,9 @@
               <w:rPr>
                 <w:rFonts w:ascii="Calibri" w:cs="Calibri" w:eastAsia="Calibri" w:hAnsi="Calibri"/>
                 <w:b w:val="0"/>
+                <w:bCs w:val="0"/>
                 <w:i w:val="1"/>
+                <w:iCs w:val="1"/>
                 <w:smallCaps w:val="0"/>
                 <w:strike w:val="0"/>
                 <w:color w:val="548dd4"/>
@@ -3475,7 +3686,9 @@
             <w:rPr>
               <w:rFonts w:ascii="Arial" w:cs="Arial" w:eastAsia="Arial" w:hAnsi="Arial"/>
               <w:b w:val="0"/>
+              <w:bCs w:val="0"/>
               <w:i w:val="0"/>
+              <w:iCs w:val="0"/>
               <w:smallCaps w:val="0"/>
               <w:strike w:val="0"/>
               <w:color w:val="000000"/>
@@ -3491,7 +3704,9 @@
               <w:rPr>
                 <w:rFonts w:ascii="Calibri" w:cs="Calibri" w:eastAsia="Calibri" w:hAnsi="Calibri"/>
                 <w:b w:val="0"/>
+                <w:bCs w:val="0"/>
                 <w:i w:val="1"/>
+                <w:iCs w:val="1"/>
                 <w:smallCaps w:val="0"/>
                 <w:strike w:val="0"/>
                 <w:color w:val="548dd4"/>
@@ -3524,7 +3739,9 @@
             <w:rPr>
               <w:rFonts w:ascii="Arial" w:cs="Arial" w:eastAsia="Arial" w:hAnsi="Arial"/>
               <w:b w:val="1"/>
+              <w:bCs w:val="1"/>
               <w:i w:val="0"/>
+              <w:iCs w:val="0"/>
               <w:smallCaps w:val="0"/>
               <w:strike w:val="0"/>
               <w:color w:val="000000"/>
@@ -3540,7 +3757,9 @@
               <w:rPr>
                 <w:rFonts w:ascii="Calibri" w:cs="Calibri" w:eastAsia="Calibri" w:hAnsi="Calibri"/>
                 <w:b w:val="1"/>
+                <w:bCs w:val="1"/>
                 <w:i w:val="0"/>
+                <w:iCs w:val="0"/>
                 <w:smallCaps w:val="0"/>
                 <w:strike w:val="0"/>
                 <w:color w:val="366091"/>
@@ -3573,7 +3792,9 @@
             <w:rPr>
               <w:rFonts w:ascii="Arial" w:cs="Arial" w:eastAsia="Arial" w:hAnsi="Arial"/>
               <w:b w:val="1"/>
+              <w:bCs w:val="1"/>
               <w:i w:val="0"/>
+              <w:iCs w:val="0"/>
               <w:smallCaps w:val="0"/>
               <w:strike w:val="0"/>
               <w:color w:val="000000"/>
@@ -3589,7 +3810,9 @@
               <w:rPr>
                 <w:rFonts w:ascii="Arial" w:cs="Arial" w:eastAsia="Arial" w:hAnsi="Arial"/>
                 <w:b w:val="1"/>
+                <w:bCs w:val="1"/>
                 <w:i w:val="0"/>
+                <w:iCs w:val="0"/>
                 <w:smallCaps w:val="0"/>
                 <w:strike w:val="0"/>
                 <w:color w:val="000000"/>
@@ -3622,7 +3845,9 @@
             <w:rPr>
               <w:rFonts w:ascii="Arial" w:cs="Arial" w:eastAsia="Arial" w:hAnsi="Arial"/>
               <w:b w:val="0"/>
+              <w:bCs w:val="0"/>
               <w:i w:val="0"/>
+              <w:iCs w:val="0"/>
               <w:smallCaps w:val="0"/>
               <w:strike w:val="0"/>
               <w:color w:val="000000"/>
@@ -3638,7 +3863,9 @@
               <w:rPr>
                 <w:rFonts w:ascii="Arial" w:cs="Arial" w:eastAsia="Arial" w:hAnsi="Arial"/>
                 <w:b w:val="0"/>
+                <w:bCs w:val="0"/>
                 <w:i w:val="0"/>
+                <w:iCs w:val="0"/>
                 <w:smallCaps w:val="0"/>
                 <w:strike w:val="0"/>
                 <w:color w:val="000000"/>
@@ -3671,7 +3898,9 @@
             <w:rPr>
               <w:rFonts w:ascii="Arial" w:cs="Arial" w:eastAsia="Arial" w:hAnsi="Arial"/>
               <w:b w:val="1"/>
+              <w:bCs w:val="1"/>
               <w:i w:val="0"/>
+              <w:iCs w:val="0"/>
               <w:smallCaps w:val="0"/>
               <w:strike w:val="0"/>
               <w:color w:val="000000"/>
@@ -3687,7 +3916,9 @@
               <w:rPr>
                 <w:rFonts w:ascii="Calibri" w:cs="Calibri" w:eastAsia="Calibri" w:hAnsi="Calibri"/>
                 <w:b w:val="1"/>
+                <w:bCs w:val="1"/>
                 <w:i w:val="0"/>
+                <w:iCs w:val="0"/>
                 <w:smallCaps w:val="0"/>
                 <w:strike w:val="0"/>
                 <w:color w:val="366091"/>
@@ -3720,7 +3951,9 @@
             <w:rPr>
               <w:rFonts w:ascii="Arial" w:cs="Arial" w:eastAsia="Arial" w:hAnsi="Arial"/>
               <w:b w:val="1"/>
+              <w:bCs w:val="1"/>
               <w:i w:val="0"/>
+              <w:iCs w:val="0"/>
               <w:smallCaps w:val="0"/>
               <w:strike w:val="0"/>
               <w:color w:val="000000"/>
@@ -3736,7 +3969,9 @@
               <w:rPr>
                 <w:rFonts w:ascii="Calibri" w:cs="Calibri" w:eastAsia="Calibri" w:hAnsi="Calibri"/>
                 <w:b w:val="1"/>
+                <w:bCs w:val="1"/>
                 <w:i w:val="0"/>
+                <w:iCs w:val="0"/>
                 <w:smallCaps w:val="0"/>
                 <w:strike w:val="0"/>
                 <w:color w:val="366091"/>
@@ -3769,7 +4004,9 @@
             <w:rPr>
               <w:rFonts w:ascii="Arial" w:cs="Arial" w:eastAsia="Arial" w:hAnsi="Arial"/>
               <w:b w:val="0"/>
+              <w:bCs w:val="0"/>
               <w:i w:val="0"/>
+              <w:iCs w:val="0"/>
               <w:smallCaps w:val="0"/>
               <w:strike w:val="0"/>
               <w:color w:val="000000"/>
@@ -3785,7 +4022,9 @@
               <w:rPr>
                 <w:rFonts w:ascii="Calibri" w:cs="Calibri" w:eastAsia="Calibri" w:hAnsi="Calibri"/>
                 <w:b w:val="0"/>
+                <w:bCs w:val="0"/>
                 <w:i w:val="1"/>
+                <w:iCs w:val="1"/>
                 <w:smallCaps w:val="0"/>
                 <w:strike w:val="0"/>
                 <w:color w:val="548dd4"/>
@@ -3897,6 +4136,7 @@
         <w:jc w:val="both"/>
         <w:rPr>
           <w:b w:val="1"/>
+          <w:bCs w:val="1"/>
         </w:rPr>
       </w:pPr>
       <w:bookmarkStart w:colFirst="0" w:colLast="0" w:name="_6i6q67yg45z2" w:id="2"/>
@@ -3936,7 +4176,9 @@
         <w:rPr>
           <w:rFonts w:ascii="Calibri" w:cs="Calibri" w:eastAsia="Calibri" w:hAnsi="Calibri"/>
           <w:b w:val="0"/>
+          <w:bCs w:val="0"/>
           <w:i w:val="1"/>
+          <w:iCs w:val="1"/>
           <w:smallCaps w:val="0"/>
           <w:strike w:val="0"/>
           <w:color w:val="548dd4"/>
@@ -3997,6 +4239,7 @@
         <w:rPr>
           <w:rFonts w:ascii="Calibri" w:cs="Calibri" w:eastAsia="Calibri" w:hAnsi="Calibri"/>
           <w:b w:val="0"/>
+          <w:bCs w:val="0"/>
           <w:smallCaps w:val="0"/>
           <w:strike w:val="0"/>
           <w:sz w:val="22"/>
@@ -4010,6 +4253,7 @@
         <w:rPr>
           <w:rFonts w:ascii="Calibri" w:cs="Calibri" w:eastAsia="Calibri" w:hAnsi="Calibri"/>
           <w:b w:val="0"/>
+          <w:bCs w:val="0"/>
           <w:smallCaps w:val="0"/>
           <w:strike w:val="0"/>
           <w:sz w:val="22"/>
@@ -4046,6 +4290,7 @@
         <w:rPr>
           <w:rFonts w:ascii="Calibri" w:cs="Calibri" w:eastAsia="Calibri" w:hAnsi="Calibri"/>
           <w:b w:val="0"/>
+          <w:bCs w:val="0"/>
           <w:smallCaps w:val="0"/>
           <w:strike w:val="0"/>
           <w:sz w:val="22"/>
@@ -4059,6 +4304,7 @@
         <w:rPr>
           <w:rFonts w:ascii="Calibri" w:cs="Calibri" w:eastAsia="Calibri" w:hAnsi="Calibri"/>
           <w:b w:val="0"/>
+          <w:bCs w:val="0"/>
           <w:smallCaps w:val="0"/>
           <w:strike w:val="0"/>
           <w:sz w:val="22"/>
@@ -4095,6 +4341,7 @@
         <w:rPr>
           <w:rFonts w:ascii="Calibri" w:cs="Calibri" w:eastAsia="Calibri" w:hAnsi="Calibri"/>
           <w:b w:val="0"/>
+          <w:bCs w:val="0"/>
           <w:smallCaps w:val="0"/>
           <w:strike w:val="0"/>
           <w:sz w:val="22"/>
@@ -4108,6 +4355,7 @@
         <w:rPr>
           <w:rFonts w:ascii="Calibri" w:cs="Calibri" w:eastAsia="Calibri" w:hAnsi="Calibri"/>
           <w:b w:val="0"/>
+          <w:bCs w:val="0"/>
           <w:smallCaps w:val="0"/>
           <w:strike w:val="0"/>
           <w:sz w:val="22"/>
@@ -4144,6 +4392,7 @@
         <w:rPr>
           <w:rFonts w:ascii="Calibri" w:cs="Calibri" w:eastAsia="Calibri" w:hAnsi="Calibri"/>
           <w:b w:val="0"/>
+          <w:bCs w:val="0"/>
           <w:smallCaps w:val="0"/>
           <w:strike w:val="0"/>
           <w:sz w:val="22"/>
@@ -4157,6 +4406,7 @@
         <w:rPr>
           <w:rFonts w:ascii="Calibri" w:cs="Calibri" w:eastAsia="Calibri" w:hAnsi="Calibri"/>
           <w:b w:val="0"/>
+          <w:bCs w:val="0"/>
           <w:smallCaps w:val="0"/>
           <w:strike w:val="0"/>
           <w:sz w:val="22"/>
@@ -4193,6 +4443,7 @@
         <w:rPr>
           <w:rFonts w:ascii="Calibri" w:cs="Calibri" w:eastAsia="Calibri" w:hAnsi="Calibri"/>
           <w:b w:val="0"/>
+          <w:bCs w:val="0"/>
           <w:smallCaps w:val="0"/>
           <w:strike w:val="0"/>
           <w:sz w:val="22"/>
@@ -4206,6 +4457,7 @@
         <w:rPr>
           <w:rFonts w:ascii="Calibri" w:cs="Calibri" w:eastAsia="Calibri" w:hAnsi="Calibri"/>
           <w:b w:val="0"/>
+          <w:bCs w:val="0"/>
           <w:smallCaps w:val="0"/>
           <w:strike w:val="0"/>
           <w:sz w:val="22"/>
@@ -4242,6 +4494,7 @@
         <w:rPr>
           <w:rFonts w:ascii="Calibri" w:cs="Calibri" w:eastAsia="Calibri" w:hAnsi="Calibri"/>
           <w:b w:val="0"/>
+          <w:bCs w:val="0"/>
           <w:smallCaps w:val="0"/>
           <w:strike w:val="0"/>
           <w:sz w:val="22"/>
@@ -4255,6 +4508,7 @@
         <w:rPr>
           <w:rFonts w:ascii="Calibri" w:cs="Calibri" w:eastAsia="Calibri" w:hAnsi="Calibri"/>
           <w:b w:val="0"/>
+          <w:bCs w:val="0"/>
           <w:smallCaps w:val="0"/>
           <w:strike w:val="0"/>
           <w:sz w:val="22"/>
@@ -4291,6 +4545,7 @@
         <w:rPr>
           <w:rFonts w:ascii="Calibri" w:cs="Calibri" w:eastAsia="Calibri" w:hAnsi="Calibri"/>
           <w:b w:val="0"/>
+          <w:bCs w:val="0"/>
           <w:smallCaps w:val="0"/>
           <w:strike w:val="0"/>
           <w:sz w:val="22"/>
@@ -4304,6 +4559,7 @@
         <w:rPr>
           <w:rFonts w:ascii="Calibri" w:cs="Calibri" w:eastAsia="Calibri" w:hAnsi="Calibri"/>
           <w:b w:val="0"/>
+          <w:bCs w:val="0"/>
           <w:smallCaps w:val="0"/>
           <w:strike w:val="0"/>
           <w:sz w:val="22"/>
@@ -4343,6 +4599,7 @@
         <w:rPr>
           <w:rFonts w:ascii="Calibri" w:cs="Calibri" w:eastAsia="Calibri" w:hAnsi="Calibri"/>
           <w:b w:val="0"/>
+          <w:bCs w:val="0"/>
           <w:smallCaps w:val="0"/>
           <w:strike w:val="0"/>
           <w:sz w:val="22"/>
@@ -4356,6 +4613,7 @@
         <w:rPr>
           <w:rFonts w:ascii="Calibri" w:cs="Calibri" w:eastAsia="Calibri" w:hAnsi="Calibri"/>
           <w:b w:val="0"/>
+          <w:bCs w:val="0"/>
           <w:smallCaps w:val="0"/>
           <w:strike w:val="0"/>
           <w:sz w:val="22"/>
@@ -4376,6 +4634,7 @@
         <w:rPr>
           <w:rFonts w:ascii="Calibri" w:cs="Calibri" w:eastAsia="Calibri" w:hAnsi="Calibri"/>
           <w:b w:val="0"/>
+          <w:bCs w:val="0"/>
           <w:color w:val="548dd4"/>
         </w:rPr>
       </w:pPr>
@@ -4440,6 +4699,7 @@
       <w:r>
         <w:rPr>
           <w:b w:val="1"/>
+          <w:bCs w:val="1"/>
           <w:rtl w:val="0"/>
         </w:rPr>
         <w:t xml:space="preserve">Responsable de SQA</w:t>
@@ -4455,6 +4715,7 @@
       <w:r>
         <w:rPr>
           <w:b w:val="1"/>
+          <w:bCs w:val="1"/>
           <w:rtl w:val="0"/>
         </w:rPr>
         <w:t xml:space="preserve">Líder de Proyecto</w:t>
@@ -4470,6 +4731,7 @@
       <w:r>
         <w:rPr>
           <w:b w:val="1"/>
+          <w:bCs w:val="1"/>
           <w:rtl w:val="0"/>
         </w:rPr>
         <w:t xml:space="preserve">Administrador de Configuración</w:t>
@@ -4485,6 +4747,7 @@
       <w:r>
         <w:rPr>
           <w:b w:val="1"/>
+          <w:bCs w:val="1"/>
           <w:rtl w:val="0"/>
         </w:rPr>
         <w:t xml:space="preserve">Desarrolladores</w:t>
@@ -4500,6 +4763,7 @@
       <w:r>
         <w:rPr>
           <w:b w:val="1"/>
+          <w:bCs w:val="1"/>
           <w:rtl w:val="0"/>
         </w:rPr>
         <w:t xml:space="preserve">Usuarios finales (docentes/estudiantes)</w:t>
@@ -4548,6 +4812,7 @@
         <w:rPr>
           <w:rFonts w:ascii="Cambria" w:cs="Cambria" w:eastAsia="Cambria" w:hAnsi="Cambria"/>
           <w:b w:val="1"/>
+          <w:bCs w:val="1"/>
           <w:color w:val="4f81bd"/>
           <w:sz w:val="26"/>
           <w:szCs w:val="26"/>
@@ -4775,7 +5040,9 @@
         <w:rPr>
           <w:rFonts w:ascii="Calibri" w:cs="Calibri" w:eastAsia="Calibri" w:hAnsi="Calibri"/>
           <w:b w:val="0"/>
+          <w:bCs w:val="0"/>
           <w:i w:val="1"/>
+          <w:iCs w:val="1"/>
           <w:smallCaps w:val="0"/>
           <w:strike w:val="0"/>
           <w:color w:val="548dd4"/>
@@ -5017,7 +5284,9 @@
         <w:rPr>
           <w:rFonts w:ascii="Calibri" w:cs="Calibri" w:eastAsia="Calibri" w:hAnsi="Calibri"/>
           <w:b w:val="0"/>
+          <w:bCs w:val="0"/>
           <w:i w:val="1"/>
+          <w:iCs w:val="1"/>
           <w:smallCaps w:val="0"/>
           <w:strike w:val="0"/>
           <w:color w:val="548dd4"/>
@@ -5216,7 +5485,9 @@
         <w:rPr>
           <w:rFonts w:ascii="Calibri" w:cs="Calibri" w:eastAsia="Calibri" w:hAnsi="Calibri"/>
           <w:b w:val="0"/>
+          <w:bCs w:val="0"/>
           <w:i w:val="1"/>
+          <w:iCs w:val="1"/>
           <w:smallCaps w:val="0"/>
           <w:strike w:val="0"/>
           <w:color w:val="548dd4"/>
@@ -5231,6 +5502,7 @@
         <w:rPr>
           <w:rFonts w:ascii="Calibri" w:cs="Calibri" w:eastAsia="Calibri" w:hAnsi="Calibri"/>
           <w:b w:val="0"/>
+          <w:bCs w:val="0"/>
           <w:smallCaps w:val="0"/>
           <w:strike w:val="0"/>
           <w:sz w:val="22"/>
@@ -5252,6 +5524,7 @@
         <w:rPr>
           <w:rFonts w:ascii="Calibri" w:cs="Calibri" w:eastAsia="Calibri" w:hAnsi="Calibri"/>
           <w:b w:val="0"/>
+          <w:bCs w:val="0"/>
           <w:smallCaps w:val="0"/>
           <w:strike w:val="0"/>
           <w:sz w:val="22"/>
@@ -5273,6 +5546,7 @@
         <w:rPr>
           <w:rFonts w:ascii="Calibri" w:cs="Calibri" w:eastAsia="Calibri" w:hAnsi="Calibri"/>
           <w:b w:val="0"/>
+          <w:bCs w:val="0"/>
           <w:smallCaps w:val="0"/>
           <w:strike w:val="0"/>
           <w:sz w:val="22"/>
@@ -5294,6 +5568,7 @@
         <w:rPr>
           <w:rFonts w:ascii="Calibri" w:cs="Calibri" w:eastAsia="Calibri" w:hAnsi="Calibri"/>
           <w:b w:val="0"/>
+          <w:bCs w:val="0"/>
           <w:smallCaps w:val="0"/>
           <w:strike w:val="0"/>
           <w:sz w:val="22"/>
@@ -5340,7 +5615,9 @@
         <w:rPr>
           <w:rFonts w:ascii="Calibri" w:cs="Calibri" w:eastAsia="Calibri" w:hAnsi="Calibri"/>
           <w:b w:val="0"/>
+          <w:bCs w:val="0"/>
           <w:i w:val="1"/>
+          <w:iCs w:val="1"/>
           <w:smallCaps w:val="0"/>
           <w:strike w:val="0"/>
           <w:color w:val="548dd4"/>
@@ -5528,7 +5805,9 @@
         <w:rPr>
           <w:rFonts w:ascii="Verdana" w:cs="Verdana" w:eastAsia="Verdana" w:hAnsi="Verdana"/>
           <w:b w:val="0"/>
+          <w:bCs w:val="0"/>
           <w:i w:val="0"/>
+          <w:iCs w:val="0"/>
           <w:smallCaps w:val="0"/>
           <w:strike w:val="0"/>
           <w:color w:val="000000"/>
@@ -5543,7 +5822,9 @@
         <w:rPr>
           <w:rFonts w:ascii="Calibri" w:cs="Calibri" w:eastAsia="Calibri" w:hAnsi="Calibri"/>
           <w:b w:val="0"/>
+          <w:bCs w:val="0"/>
           <w:i w:val="1"/>
+          <w:iCs w:val="1"/>
           <w:smallCaps w:val="0"/>
           <w:strike w:val="0"/>
           <w:color w:val="548dd4"/>
@@ -5560,7 +5841,9 @@
         <w:rPr>
           <w:rFonts w:ascii="Verdana" w:cs="Verdana" w:eastAsia="Verdana" w:hAnsi="Verdana"/>
           <w:b w:val="0"/>
+          <w:bCs w:val="0"/>
           <w:i w:val="0"/>
+          <w:iCs w:val="0"/>
           <w:smallCaps w:val="0"/>
           <w:strike w:val="0"/>
           <w:color w:val="000000"/>
@@ -5688,7 +5971,9 @@
         <w:rPr>
           <w:rFonts w:ascii="Calibri" w:cs="Calibri" w:eastAsia="Calibri" w:hAnsi="Calibri"/>
           <w:b w:val="0"/>
+          <w:bCs w:val="0"/>
           <w:i w:val="1"/>
+          <w:iCs w:val="1"/>
           <w:smallCaps w:val="0"/>
           <w:strike w:val="0"/>
           <w:color w:val="548dd4"/>
@@ -5769,6 +6054,7 @@
         <w:jc w:val="both"/>
         <w:rPr>
           <w:i w:val="1"/>
+          <w:iCs w:val="1"/>
           <w:color w:val="548dd4"/>
         </w:rPr>
       </w:pPr>
@@ -5783,6 +6069,7 @@
       <w:r>
         <w:rPr>
           <w:i w:val="1"/>
+          <w:iCs w:val="1"/>
           <w:color w:val="548dd4"/>
           <w:rtl w:val="0"/>
         </w:rPr>
@@ -5822,6 +6109,7 @@
         <w:jc w:val="both"/>
         <w:rPr>
           <w:i w:val="1"/>
+          <w:iCs w:val="1"/>
           <w:color w:val="548dd4"/>
         </w:rPr>
       </w:pPr>
@@ -6707,6 +6995,7 @@
         <w:rPr>
           <w:rFonts w:ascii="Calibri" w:cs="Calibri" w:eastAsia="Calibri" w:hAnsi="Calibri"/>
           <w:i w:val="0"/>
+          <w:iCs w:val="0"/>
           <w:color w:val="000000"/>
         </w:rPr>
       </w:pPr>
@@ -6732,6 +7021,7 @@
         <w:rPr>
           <w:rFonts w:ascii="Calibri" w:cs="Calibri" w:eastAsia="Calibri" w:hAnsi="Calibri"/>
           <w:i w:val="0"/>
+          <w:iCs w:val="0"/>
           <w:color w:val="000000"/>
         </w:rPr>
       </w:pPr>
@@ -6757,7 +7047,9 @@
         <w:rPr>
           <w:rFonts w:ascii="Calibri" w:cs="Calibri" w:eastAsia="Calibri" w:hAnsi="Calibri"/>
           <w:b w:val="0"/>
+          <w:bCs w:val="0"/>
           <w:i w:val="0"/>
+          <w:iCs w:val="0"/>
           <w:color w:val="000000"/>
           <w:u w:val="single"/>
         </w:rPr>
@@ -6768,7 +7060,9 @@
         <w:rPr>
           <w:rFonts w:ascii="Calibri" w:cs="Calibri" w:eastAsia="Calibri" w:hAnsi="Calibri"/>
           <w:b w:val="0"/>
+          <w:bCs w:val="0"/>
           <w:i w:val="0"/>
+          <w:iCs w:val="0"/>
           <w:color w:val="000000"/>
           <w:u w:val="single"/>
           <w:rtl w:val="0"/>
@@ -6855,7 +7149,9 @@
         <w:rPr>
           <w:rFonts w:ascii="Calibri" w:cs="Calibri" w:eastAsia="Calibri" w:hAnsi="Calibri"/>
           <w:b w:val="0"/>
+          <w:bCs w:val="0"/>
           <w:i w:val="0"/>
+          <w:iCs w:val="0"/>
           <w:color w:val="000000"/>
           <w:u w:val="single"/>
         </w:rPr>
@@ -6866,7 +7162,9 @@
         <w:rPr>
           <w:rFonts w:ascii="Calibri" w:cs="Calibri" w:eastAsia="Calibri" w:hAnsi="Calibri"/>
           <w:b w:val="0"/>
+          <w:bCs w:val="0"/>
           <w:i w:val="0"/>
+          <w:iCs w:val="0"/>
           <w:color w:val="000000"/>
           <w:u w:val="single"/>
           <w:rtl w:val="0"/>
@@ -6928,6 +7226,7 @@
         <w:rPr>
           <w:rFonts w:ascii="Cambria" w:cs="Cambria" w:eastAsia="Cambria" w:hAnsi="Cambria"/>
           <w:b w:val="1"/>
+          <w:bCs w:val="1"/>
           <w:color w:val="4f81bd"/>
           <w:sz w:val="26"/>
           <w:szCs w:val="26"/>
@@ -7136,6 +7435,7 @@
         <w:rPr>
           <w:rFonts w:ascii="Cambria" w:cs="Cambria" w:eastAsia="Cambria" w:hAnsi="Cambria"/>
           <w:b w:val="1"/>
+          <w:bCs w:val="1"/>
           <w:color w:val="4f81bd"/>
           <w:sz w:val="26"/>
           <w:szCs w:val="26"/>
@@ -7157,6 +7457,7 @@
         <w:rPr>
           <w:rFonts w:ascii="Cambria" w:cs="Cambria" w:eastAsia="Cambria" w:hAnsi="Cambria"/>
           <w:b w:val="1"/>
+          <w:bCs w:val="1"/>
           <w:color w:val="4f81bd"/>
           <w:sz w:val="26"/>
           <w:szCs w:val="26"/>
@@ -7231,6 +7532,7 @@
         <w:jc w:val="both"/>
         <w:rPr>
           <w:b w:val="1"/>
+          <w:bCs w:val="1"/>
           <w:color w:val="4f81bd"/>
           <w:sz w:val="26"/>
           <w:szCs w:val="26"/>
@@ -7493,6 +7795,7 @@
         <w:jc w:val="both"/>
         <w:rPr>
           <w:b w:val="1"/>
+          <w:bCs w:val="1"/>
           <w:color w:val="4f81bd"/>
           <w:sz w:val="26"/>
           <w:szCs w:val="26"/>
@@ -7702,6 +8005,7 @@
         <w:rPr>
           <w:rFonts w:ascii="Cambria" w:cs="Cambria" w:eastAsia="Cambria" w:hAnsi="Cambria"/>
           <w:b w:val="1"/>
+          <w:bCs w:val="1"/>
           <w:color w:val="365f91"/>
           <w:sz w:val="28"/>
           <w:szCs w:val="28"/>
@@ -7742,6 +8046,7 @@
         <w:rPr>
           <w:rFonts w:ascii="Cambria" w:cs="Cambria" w:eastAsia="Cambria" w:hAnsi="Cambria"/>
           <w:b w:val="1"/>
+          <w:bCs w:val="1"/>
           <w:color w:val="365f91"/>
           <w:sz w:val="28"/>
           <w:szCs w:val="28"/>
@@ -7896,6 +8201,7 @@
         <w:rPr>
           <w:rFonts w:ascii="Cambria" w:cs="Cambria" w:eastAsia="Cambria" w:hAnsi="Cambria"/>
           <w:b w:val="1"/>
+          <w:bCs w:val="1"/>
           <w:color w:val="365f91"/>
           <w:sz w:val="28"/>
           <w:szCs w:val="28"/>
@@ -7938,6 +8244,7 @@
         <w:jc w:val="both"/>
         <w:rPr>
           <w:i w:val="1"/>
+          <w:iCs w:val="1"/>
           <w:color w:val="548dd4"/>
         </w:rPr>
       </w:pPr>
@@ -7976,7 +8283,9 @@
         <w:rPr>
           <w:rFonts w:ascii="Calibri" w:cs="Calibri" w:eastAsia="Calibri" w:hAnsi="Calibri"/>
           <w:b w:val="0"/>
+          <w:bCs w:val="0"/>
           <w:i w:val="1"/>
+          <w:iCs w:val="1"/>
           <w:smallCaps w:val="0"/>
           <w:strike w:val="0"/>
           <w:color w:val="548dd4"/>
@@ -7991,6 +8300,7 @@
         <w:rPr>
           <w:rFonts w:ascii="Calibri" w:cs="Calibri" w:eastAsia="Calibri" w:hAnsi="Calibri"/>
           <w:b w:val="0"/>
+          <w:bCs w:val="0"/>
           <w:smallCaps w:val="0"/>
           <w:strike w:val="0"/>
           <w:sz w:val="22"/>
@@ -8012,6 +8322,7 @@
         <w:rPr>
           <w:rFonts w:ascii="Calibri" w:cs="Calibri" w:eastAsia="Calibri" w:hAnsi="Calibri"/>
           <w:b w:val="0"/>
+          <w:bCs w:val="0"/>
           <w:smallCaps w:val="0"/>
           <w:strike w:val="0"/>
           <w:sz w:val="22"/>
@@ -8033,6 +8344,7 @@
         <w:rPr>
           <w:rFonts w:ascii="Calibri" w:cs="Calibri" w:eastAsia="Calibri" w:hAnsi="Calibri"/>
           <w:b w:val="0"/>
+          <w:bCs w:val="0"/>
           <w:smallCaps w:val="0"/>
           <w:strike w:val="0"/>
           <w:sz w:val="22"/>
@@ -8048,7 +8360,9 @@
         <w:rPr>
           <w:rFonts w:ascii="Calibri" w:cs="Calibri" w:eastAsia="Calibri" w:hAnsi="Calibri"/>
           <w:b w:val="0"/>
+          <w:bCs w:val="0"/>
           <w:i w:val="1"/>
+          <w:iCs w:val="1"/>
           <w:smallCaps w:val="0"/>
           <w:strike w:val="0"/>
           <w:color w:val="548dd4"/>
@@ -8071,6 +8385,7 @@
         <w:rPr>
           <w:rFonts w:ascii="Calibri" w:cs="Calibri" w:eastAsia="Calibri" w:hAnsi="Calibri"/>
           <w:b w:val="0"/>
+          <w:bCs w:val="0"/>
           <w:smallCaps w:val="0"/>
           <w:strike w:val="0"/>
           <w:sz w:val="22"/>
@@ -8086,7 +8401,9 @@
         <w:rPr>
           <w:rFonts w:ascii="Calibri" w:cs="Calibri" w:eastAsia="Calibri" w:hAnsi="Calibri"/>
           <w:b w:val="0"/>
+          <w:bCs w:val="0"/>
           <w:i w:val="1"/>
+          <w:iCs w:val="1"/>
           <w:smallCaps w:val="0"/>
           <w:strike w:val="0"/>
           <w:color w:val="548dd4"/>
@@ -8103,6 +8420,7 @@
         <w:rPr>
           <w:rFonts w:ascii="Calibri" w:cs="Calibri" w:eastAsia="Calibri" w:hAnsi="Calibri"/>
           <w:b w:val="0"/>
+          <w:bCs w:val="0"/>
           <w:smallCaps w:val="0"/>
           <w:strike w:val="0"/>
           <w:sz w:val="22"/>
@@ -8163,6 +8481,7 @@
         <w:rPr>
           <w:rFonts w:ascii="Calibri" w:cs="Calibri" w:eastAsia="Calibri" w:hAnsi="Calibri"/>
           <w:b w:val="0"/>
+          <w:bCs w:val="0"/>
           <w:smallCaps w:val="0"/>
           <w:strike w:val="0"/>
           <w:sz w:val="22"/>
@@ -8182,6 +8501,7 @@
         <w:rPr>
           <w:rFonts w:ascii="Calibri" w:cs="Calibri" w:eastAsia="Calibri" w:hAnsi="Calibri"/>
           <w:b w:val="0"/>
+          <w:bCs w:val="0"/>
           <w:smallCaps w:val="0"/>
           <w:strike w:val="0"/>
           <w:sz w:val="22"/>
@@ -8203,6 +8523,7 @@
         <w:rPr>
           <w:rFonts w:ascii="Calibri" w:cs="Calibri" w:eastAsia="Calibri" w:hAnsi="Calibri"/>
           <w:b w:val="0"/>
+          <w:bCs w:val="0"/>
           <w:smallCaps w:val="0"/>
           <w:strike w:val="0"/>
           <w:sz w:val="22"/>
@@ -8224,6 +8545,7 @@
         <w:rPr>
           <w:rFonts w:ascii="Calibri" w:cs="Calibri" w:eastAsia="Calibri" w:hAnsi="Calibri"/>
           <w:b w:val="0"/>
+          <w:bCs w:val="0"/>
           <w:smallCaps w:val="0"/>
           <w:strike w:val="0"/>
           <w:sz w:val="22"/>
@@ -8259,6 +8581,7 @@
         <w:rPr>
           <w:rFonts w:ascii="Calibri" w:cs="Calibri" w:eastAsia="Calibri" w:hAnsi="Calibri"/>
           <w:b w:val="0"/>
+          <w:bCs w:val="0"/>
           <w:smallCaps w:val="0"/>
           <w:strike w:val="0"/>
           <w:sz w:val="22"/>
@@ -8278,6 +8601,7 @@
         <w:rPr>
           <w:rFonts w:ascii="Noto Sans Symbols" w:cs="Noto Sans Symbols" w:eastAsia="Noto Sans Symbols" w:hAnsi="Noto Sans Symbols"/>
           <w:b w:val="0"/>
+          <w:bCs w:val="0"/>
           <w:smallCaps w:val="0"/>
           <w:strike w:val="0"/>
           <w:sz w:val="22"/>
@@ -8299,6 +8623,7 @@
         <w:rPr>
           <w:rFonts w:ascii="Calibri" w:cs="Calibri" w:eastAsia="Calibri" w:hAnsi="Calibri"/>
           <w:b w:val="0"/>
+          <w:bCs w:val="0"/>
           <w:smallCaps w:val="0"/>
           <w:strike w:val="0"/>
           <w:sz w:val="22"/>
@@ -8320,6 +8645,7 @@
         <w:rPr>
           <w:rFonts w:ascii="Calibri" w:cs="Calibri" w:eastAsia="Calibri" w:hAnsi="Calibri"/>
           <w:b w:val="0"/>
+          <w:bCs w:val="0"/>
           <w:smallCaps w:val="0"/>
           <w:strike w:val="0"/>
           <w:sz w:val="22"/>
@@ -8352,6 +8678,7 @@
         <w:rPr>
           <w:rFonts w:ascii="Cambria" w:cs="Cambria" w:eastAsia="Cambria" w:hAnsi="Cambria"/>
           <w:b w:val="1"/>
+          <w:bCs w:val="1"/>
           <w:color w:val="4f81bd"/>
           <w:sz w:val="26"/>
           <w:szCs w:val="26"/>
@@ -8392,6 +8719,7 @@
         <w:rPr>
           <w:rFonts w:ascii="Calibri" w:cs="Calibri" w:eastAsia="Calibri" w:hAnsi="Calibri"/>
           <w:b w:val="0"/>
+          <w:bCs w:val="0"/>
           <w:smallCaps w:val="0"/>
           <w:strike w:val="0"/>
           <w:sz w:val="22"/>
@@ -8410,6 +8738,7 @@
       <w:r>
         <w:rPr>
           <w:i w:val="1"/>
+          <w:iCs w:val="1"/>
           <w:color w:val="548dd4"/>
           <w:rtl w:val="0"/>
         </w:rPr>
@@ -8419,6 +8748,7 @@
         <w:rPr>
           <w:rFonts w:ascii="Calibri" w:cs="Calibri" w:eastAsia="Calibri" w:hAnsi="Calibri"/>
           <w:b w:val="0"/>
+          <w:bCs w:val="0"/>
           <w:smallCaps w:val="0"/>
           <w:strike w:val="0"/>
           <w:sz w:val="22"/>
@@ -8505,6 +8835,7 @@
       <w:r>
         <w:rPr>
           <w:b w:val="1"/>
+          <w:bCs w:val="1"/>
           <w:rtl w:val="0"/>
         </w:rPr>
         <w:t xml:space="preserve">:</w:t>
@@ -8540,6 +8871,7 @@
       <w:r>
         <w:rPr>
           <w:b w:val="1"/>
+          <w:bCs w:val="1"/>
           <w:rtl w:val="0"/>
         </w:rPr>
         <w:t xml:space="preserve">: (Trabajo rehecho / Trabajo total) * 100</w:t>
@@ -8574,6 +8906,7 @@
       <w:r>
         <w:rPr>
           <w:b w:val="1"/>
+          <w:bCs w:val="1"/>
           <w:rtl w:val="0"/>
         </w:rPr>
         <w:t xml:space="preserve">:</w:t>
@@ -8587,6 +8920,7 @@
       <w:r>
         <w:rPr>
           <w:b w:val="1"/>
+          <w:bCs w:val="1"/>
           <w:rtl w:val="0"/>
         </w:rPr>
         <w:t xml:space="preserve">10%</w:t>
@@ -8639,6 +8973,7 @@
         <w:rPr>
           <w:rFonts w:ascii="Calibri" w:cs="Calibri" w:eastAsia="Calibri" w:hAnsi="Calibri"/>
           <w:b w:val="0"/>
+          <w:bCs w:val="0"/>
           <w:smallCaps w:val="0"/>
           <w:strike w:val="0"/>
           <w:sz w:val="22"/>
@@ -8658,6 +8993,7 @@
         <w:rPr>
           <w:rFonts w:ascii="Calibri" w:cs="Calibri" w:eastAsia="Calibri" w:hAnsi="Calibri"/>
           <w:b w:val="0"/>
+          <w:bCs w:val="0"/>
           <w:smallCaps w:val="0"/>
           <w:strike w:val="0"/>
           <w:sz w:val="22"/>
@@ -8697,6 +9033,7 @@
         <w:rPr>
           <w:rFonts w:ascii="Calibri" w:cs="Calibri" w:eastAsia="Calibri" w:hAnsi="Calibri"/>
           <w:b w:val="0"/>
+          <w:bCs w:val="0"/>
           <w:smallCaps w:val="0"/>
           <w:strike w:val="0"/>
           <w:sz w:val="22"/>
@@ -8710,6 +9047,7 @@
         <w:rPr>
           <w:rFonts w:ascii="Calibri" w:cs="Calibri" w:eastAsia="Calibri" w:hAnsi="Calibri"/>
           <w:b w:val="0"/>
+          <w:bCs w:val="0"/>
           <w:smallCaps w:val="0"/>
           <w:strike w:val="0"/>
           <w:sz w:val="22"/>
@@ -8764,6 +9102,7 @@
       <w:r>
         <w:rPr>
           <w:b w:val="1"/>
+          <w:bCs w:val="1"/>
           <w:rtl w:val="0"/>
         </w:rPr>
         <w:t xml:space="preserve">:</w:t>
@@ -8815,12 +9154,12 @@
             <wp:extent cx="3914773" cy="366057"/>
             <wp:effectExtent b="0" l="0" r="0" t="0"/>
             <wp:wrapSquare wrapText="bothSides" distB="114300" distT="114300" distL="114300" distR="114300"/>
-            <wp:docPr id="14" name="image3.png"/>
+            <wp:docPr id="14" name="image2.png"/>
             <a:graphic>
               <a:graphicData uri="http://schemas.openxmlformats.org/drawingml/2006/picture">
                 <pic:pic>
                   <pic:nvPicPr>
-                    <pic:cNvPr id="0" name="image3.png"/>
+                    <pic:cNvPr id="0" name="image2.png"/>
                     <pic:cNvPicPr preferRelativeResize="0"/>
                   </pic:nvPicPr>
                   <pic:blipFill>
@@ -8945,6 +9284,7 @@
       <w:r>
         <w:rPr>
           <w:b w:val="1"/>
+          <w:bCs w:val="1"/>
           <w:rtl w:val="0"/>
         </w:rPr>
         <w:t xml:space="preserve">:</w:t>
@@ -9011,6 +9351,7 @@
         <w:rPr>
           <w:rFonts w:ascii="Calibri" w:cs="Calibri" w:eastAsia="Calibri" w:hAnsi="Calibri"/>
           <w:b w:val="0"/>
+          <w:bCs w:val="0"/>
           <w:smallCaps w:val="0"/>
           <w:strike w:val="0"/>
           <w:sz w:val="22"/>
@@ -9069,6 +9410,7 @@
       <w:r>
         <w:rPr>
           <w:b w:val="1"/>
+          <w:bCs w:val="1"/>
           <w:rtl w:val="0"/>
         </w:rPr>
         <w:t xml:space="preserve">: </w:t>
@@ -9214,6 +9556,7 @@
       <w:r>
         <w:rPr>
           <w:b w:val="1"/>
+          <w:bCs w:val="1"/>
           <w:rtl w:val="0"/>
         </w:rPr>
         <w:t xml:space="preserve">:</w:t>
@@ -9270,6 +9613,7 @@
         <w:rPr>
           <w:rFonts w:ascii="Calibri" w:cs="Calibri" w:eastAsia="Calibri" w:hAnsi="Calibri"/>
           <w:b w:val="0"/>
+          <w:bCs w:val="0"/>
           <w:smallCaps w:val="0"/>
           <w:strike w:val="0"/>
           <w:sz w:val="22"/>
@@ -9288,6 +9632,7 @@
       <w:r>
         <w:rPr>
           <w:i w:val="1"/>
+          <w:iCs w:val="1"/>
           <w:color w:val="548dd4"/>
           <w:rtl w:val="0"/>
         </w:rPr>
@@ -9303,6 +9648,7 @@
         <w:rPr>
           <w:rFonts w:ascii="Calibri" w:cs="Calibri" w:eastAsia="Calibri" w:hAnsi="Calibri"/>
           <w:b w:val="0"/>
+          <w:bCs w:val="0"/>
           <w:smallCaps w:val="0"/>
           <w:strike w:val="0"/>
           <w:sz w:val="22"/>
@@ -9318,7 +9664,9 @@
         <w:rPr>
           <w:rFonts w:ascii="Calibri" w:cs="Calibri" w:eastAsia="Calibri" w:hAnsi="Calibri"/>
           <w:b w:val="0"/>
+          <w:bCs w:val="0"/>
           <w:i w:val="1"/>
+          <w:iCs w:val="1"/>
           <w:smallCaps w:val="0"/>
           <w:strike w:val="0"/>
           <w:color w:val="548dd4"/>
@@ -9335,6 +9683,7 @@
         <w:rPr>
           <w:rFonts w:ascii="Calibri" w:cs="Calibri" w:eastAsia="Calibri" w:hAnsi="Calibri"/>
           <w:b w:val="0"/>
+          <w:bCs w:val="0"/>
           <w:smallCaps w:val="0"/>
           <w:strike w:val="0"/>
           <w:sz w:val="22"/>
@@ -9356,6 +9705,7 @@
         <w:rPr>
           <w:rFonts w:ascii="Calibri" w:cs="Calibri" w:eastAsia="Calibri" w:hAnsi="Calibri"/>
           <w:b w:val="0"/>
+          <w:bCs w:val="0"/>
           <w:smallCaps w:val="0"/>
           <w:strike w:val="0"/>
           <w:sz w:val="22"/>
@@ -9395,6 +9745,7 @@
         <w:rPr>
           <w:rFonts w:ascii="Calibri" w:cs="Calibri" w:eastAsia="Calibri" w:hAnsi="Calibri"/>
           <w:b w:val="0"/>
+          <w:bCs w:val="0"/>
           <w:smallCaps w:val="0"/>
           <w:strike w:val="0"/>
           <w:sz w:val="22"/>
@@ -9700,6 +10051,7 @@
         <w:rPr>
           <w:rFonts w:ascii="Calibri" w:cs="Calibri" w:eastAsia="Calibri" w:hAnsi="Calibri"/>
           <w:b w:val="0"/>
+          <w:bCs w:val="0"/>
           <w:smallCaps w:val="0"/>
           <w:strike w:val="0"/>
           <w:sz w:val="22"/>
@@ -9713,6 +10065,7 @@
         <w:rPr>
           <w:rFonts w:ascii="Calibri" w:cs="Calibri" w:eastAsia="Calibri" w:hAnsi="Calibri"/>
           <w:b w:val="0"/>
+          <w:bCs w:val="0"/>
           <w:smallCaps w:val="0"/>
           <w:strike w:val="0"/>
           <w:sz w:val="22"/>
@@ -9807,6 +10160,7 @@
       <w:r>
         <w:rPr>
           <w:b w:val="1"/>
+          <w:bCs w:val="1"/>
           <w:rtl w:val="0"/>
         </w:rPr>
         <w:t xml:space="preserve">80%</w:t>
@@ -9820,6 +10174,7 @@
       <w:r>
         <w:rPr>
           <w:b w:val="1"/>
+          <w:bCs w:val="1"/>
           <w:rtl w:val="0"/>
         </w:rPr>
         <w:t xml:space="preserve">90-95%</w:t>
@@ -9854,6 +10209,7 @@
         <w:rPr>
           <w:rFonts w:ascii="Calibri" w:cs="Calibri" w:eastAsia="Calibri" w:hAnsi="Calibri"/>
           <w:b w:val="0"/>
+          <w:bCs w:val="0"/>
           <w:smallCaps w:val="0"/>
           <w:strike w:val="0"/>
           <w:sz w:val="22"/>
@@ -9896,6 +10252,7 @@
         <w:rPr>
           <w:rFonts w:ascii="Calibri" w:cs="Calibri" w:eastAsia="Calibri" w:hAnsi="Calibri"/>
           <w:b w:val="0"/>
+          <w:bCs w:val="0"/>
           <w:smallCaps w:val="0"/>
           <w:strike w:val="0"/>
           <w:sz w:val="22"/>
@@ -9909,6 +10266,7 @@
         <w:rPr>
           <w:rFonts w:ascii="Calibri" w:cs="Calibri" w:eastAsia="Calibri" w:hAnsi="Calibri"/>
           <w:b w:val="0"/>
+          <w:bCs w:val="0"/>
           <w:smallCaps w:val="0"/>
           <w:strike w:val="0"/>
           <w:sz w:val="22"/>
@@ -9930,6 +10288,7 @@
         <w:rPr>
           <w:rFonts w:ascii="Calibri" w:cs="Calibri" w:eastAsia="Calibri" w:hAnsi="Calibri"/>
           <w:b w:val="0"/>
+          <w:bCs w:val="0"/>
           <w:smallCaps w:val="0"/>
           <w:strike w:val="0"/>
           <w:sz w:val="22"/>
@@ -9972,6 +10331,7 @@
         <w:rPr>
           <w:rFonts w:ascii="Calibri" w:cs="Calibri" w:eastAsia="Calibri" w:hAnsi="Calibri"/>
           <w:b w:val="0"/>
+          <w:bCs w:val="0"/>
           <w:smallCaps w:val="0"/>
           <w:strike w:val="0"/>
           <w:sz w:val="22"/>
@@ -10004,7 +10364,9 @@
         <w:rPr>
           <w:rFonts w:ascii="Verdana" w:cs="Verdana" w:eastAsia="Verdana" w:hAnsi="Verdana"/>
           <w:b w:val="0"/>
+          <w:bCs w:val="0"/>
           <w:i w:val="0"/>
+          <w:iCs w:val="0"/>
           <w:smallCaps w:val="0"/>
           <w:strike w:val="0"/>
           <w:color w:val="000000"/>
@@ -10044,6 +10406,7 @@
         <w:rPr>
           <w:rFonts w:ascii="Calibri" w:cs="Calibri" w:eastAsia="Calibri" w:hAnsi="Calibri"/>
           <w:b w:val="0"/>
+          <w:bCs w:val="0"/>
           <w:smallCaps w:val="0"/>
           <w:strike w:val="0"/>
           <w:sz w:val="22"/>
@@ -10057,6 +10420,7 @@
         <w:rPr>
           <w:rFonts w:ascii="Calibri" w:cs="Calibri" w:eastAsia="Calibri" w:hAnsi="Calibri"/>
           <w:b w:val="0"/>
+          <w:bCs w:val="0"/>
           <w:smallCaps w:val="0"/>
           <w:strike w:val="0"/>
           <w:sz w:val="22"/>
@@ -10099,6 +10463,7 @@
         <w:rPr>
           <w:rFonts w:ascii="Calibri" w:cs="Calibri" w:eastAsia="Calibri" w:hAnsi="Calibri"/>
           <w:b w:val="0"/>
+          <w:bCs w:val="0"/>
           <w:smallCaps w:val="0"/>
           <w:strike w:val="0"/>
           <w:sz w:val="22"/>
@@ -10141,6 +10506,7 @@
         <w:rPr>
           <w:rFonts w:ascii="Calibri" w:cs="Calibri" w:eastAsia="Calibri" w:hAnsi="Calibri"/>
           <w:b w:val="0"/>
+          <w:bCs w:val="0"/>
           <w:smallCaps w:val="0"/>
           <w:strike w:val="0"/>
           <w:sz w:val="22"/>
@@ -10173,7 +10539,9 @@
         <w:rPr>
           <w:rFonts w:ascii="Verdana" w:cs="Verdana" w:eastAsia="Verdana" w:hAnsi="Verdana"/>
           <w:b w:val="0"/>
+          <w:bCs w:val="0"/>
           <w:i w:val="0"/>
+          <w:iCs w:val="0"/>
           <w:smallCaps w:val="0"/>
           <w:strike w:val="0"/>
           <w:color w:val="000000"/>
@@ -10213,6 +10581,7 @@
         <w:rPr>
           <w:rFonts w:ascii="Calibri" w:cs="Calibri" w:eastAsia="Calibri" w:hAnsi="Calibri"/>
           <w:b w:val="0"/>
+          <w:bCs w:val="0"/>
           <w:smallCaps w:val="0"/>
           <w:strike w:val="0"/>
           <w:sz w:val="22"/>
@@ -10226,6 +10595,7 @@
         <w:rPr>
           <w:rFonts w:ascii="Calibri" w:cs="Calibri" w:eastAsia="Calibri" w:hAnsi="Calibri"/>
           <w:b w:val="0"/>
+          <w:bCs w:val="0"/>
           <w:smallCaps w:val="0"/>
           <w:strike w:val="0"/>
           <w:sz w:val="22"/>
@@ -10261,6 +10631,7 @@
         <w:rPr>
           <w:rFonts w:ascii="Calibri" w:cs="Calibri" w:eastAsia="Calibri" w:hAnsi="Calibri"/>
           <w:b w:val="0"/>
+          <w:bCs w:val="0"/>
           <w:smallCaps w:val="0"/>
           <w:strike w:val="0"/>
           <w:sz w:val="22"/>
@@ -10274,6 +10645,7 @@
         <w:rPr>
           <w:rFonts w:ascii="Calibri" w:cs="Calibri" w:eastAsia="Calibri" w:hAnsi="Calibri"/>
           <w:b w:val="0"/>
+          <w:bCs w:val="0"/>
           <w:smallCaps w:val="0"/>
           <w:strike w:val="0"/>
           <w:sz w:val="22"/>
@@ -10309,6 +10681,7 @@
         <w:rPr>
           <w:rFonts w:ascii="Calibri" w:cs="Calibri" w:eastAsia="Calibri" w:hAnsi="Calibri"/>
           <w:b w:val="0"/>
+          <w:bCs w:val="0"/>
           <w:smallCaps w:val="0"/>
           <w:strike w:val="0"/>
           <w:sz w:val="22"/>
@@ -10354,6 +10727,7 @@
         <w:rPr>
           <w:rFonts w:ascii="Calibri" w:cs="Calibri" w:eastAsia="Calibri" w:hAnsi="Calibri"/>
           <w:b w:val="0"/>
+          <w:bCs w:val="0"/>
           <w:smallCaps w:val="0"/>
           <w:strike w:val="0"/>
           <w:sz w:val="22"/>
@@ -10396,6 +10770,7 @@
         <w:rPr>
           <w:rFonts w:ascii="Calibri" w:cs="Calibri" w:eastAsia="Calibri" w:hAnsi="Calibri"/>
           <w:b w:val="0"/>
+          <w:bCs w:val="0"/>
           <w:smallCaps w:val="0"/>
           <w:strike w:val="0"/>
           <w:sz w:val="22"/>
@@ -10438,6 +10813,7 @@
         <w:rPr>
           <w:rFonts w:ascii="Calibri" w:cs="Calibri" w:eastAsia="Calibri" w:hAnsi="Calibri"/>
           <w:b w:val="0"/>
+          <w:bCs w:val="0"/>
           <w:smallCaps w:val="0"/>
           <w:strike w:val="0"/>
           <w:sz w:val="22"/>
@@ -10480,6 +10856,7 @@
         <w:rPr>
           <w:rFonts w:ascii="Calibri" w:cs="Calibri" w:eastAsia="Calibri" w:hAnsi="Calibri"/>
           <w:b w:val="0"/>
+          <w:bCs w:val="0"/>
           <w:smallCaps w:val="0"/>
           <w:strike w:val="0"/>
           <w:sz w:val="22"/>
@@ -10512,7 +10889,9 @@
         <w:rPr>
           <w:rFonts w:ascii="Calibri" w:cs="Calibri" w:eastAsia="Calibri" w:hAnsi="Calibri"/>
           <w:b w:val="0"/>
+          <w:bCs w:val="0"/>
           <w:i w:val="0"/>
+          <w:iCs w:val="0"/>
           <w:smallCaps w:val="0"/>
           <w:strike w:val="0"/>
           <w:color w:val="000000"/>
@@ -10569,6 +10948,7 @@
         <w:rPr>
           <w:rFonts w:ascii="Calibri" w:cs="Calibri" w:eastAsia="Calibri" w:hAnsi="Calibri"/>
           <w:b w:val="0"/>
+          <w:bCs w:val="0"/>
           <w:smallCaps w:val="0"/>
           <w:strike w:val="0"/>
           <w:sz w:val="22"/>
@@ -10582,6 +10962,7 @@
         <w:rPr>
           <w:rFonts w:ascii="Calibri" w:cs="Calibri" w:eastAsia="Calibri" w:hAnsi="Calibri"/>
           <w:b w:val="0"/>
+          <w:bCs w:val="0"/>
           <w:smallCaps w:val="0"/>
           <w:strike w:val="0"/>
           <w:sz w:val="22"/>
@@ -10617,6 +10998,7 @@
         <w:rPr>
           <w:rFonts w:ascii="Calibri" w:cs="Calibri" w:eastAsia="Calibri" w:hAnsi="Calibri"/>
           <w:b w:val="0"/>
+          <w:bCs w:val="0"/>
           <w:smallCaps w:val="0"/>
           <w:strike w:val="0"/>
           <w:sz w:val="22"/>
@@ -10630,6 +11012,7 @@
         <w:rPr>
           <w:rFonts w:ascii="Calibri" w:cs="Calibri" w:eastAsia="Calibri" w:hAnsi="Calibri"/>
           <w:b w:val="0"/>
+          <w:bCs w:val="0"/>
           <w:smallCaps w:val="0"/>
           <w:strike w:val="0"/>
           <w:sz w:val="22"/>
@@ -10645,6 +11028,7 @@
         <w:rPr>
           <w:rFonts w:ascii="Calibri" w:cs="Calibri" w:eastAsia="Calibri" w:hAnsi="Calibri"/>
           <w:b w:val="1"/>
+          <w:bCs w:val="1"/>
           <w:smallCaps w:val="0"/>
           <w:strike w:val="0"/>
           <w:sz w:val="22"/>
@@ -10660,6 +11044,7 @@
         <w:rPr>
           <w:rFonts w:ascii="Calibri" w:cs="Calibri" w:eastAsia="Calibri" w:hAnsi="Calibri"/>
           <w:b w:val="0"/>
+          <w:bCs w:val="0"/>
           <w:smallCaps w:val="0"/>
           <w:strike w:val="0"/>
           <w:sz w:val="22"/>
@@ -10692,7 +11077,9 @@
         <w:rPr>
           <w:rFonts w:ascii="Verdana" w:cs="Verdana" w:eastAsia="Verdana" w:hAnsi="Verdana"/>
           <w:b w:val="0"/>
+          <w:bCs w:val="0"/>
           <w:i w:val="0"/>
+          <w:iCs w:val="0"/>
           <w:smallCaps w:val="0"/>
           <w:strike w:val="0"/>
           <w:color w:val="000000"/>
@@ -11382,6 +11769,7 @@
         <w:rPr>
           <w:rFonts w:ascii="Cambria" w:cs="Cambria" w:eastAsia="Cambria" w:hAnsi="Cambria"/>
           <w:b w:val="1"/>
+          <w:bCs w:val="1"/>
           <w:color w:val="4f81bd"/>
         </w:rPr>
       </w:pPr>
@@ -11730,6 +12118,7 @@
         <w:rPr>
           <w:rFonts w:ascii="Cambria" w:cs="Cambria" w:eastAsia="Cambria" w:hAnsi="Cambria"/>
           <w:b w:val="1"/>
+          <w:bCs w:val="1"/>
           <w:color w:val="4f81bd"/>
         </w:rPr>
       </w:pPr>
@@ -12526,7 +12915,9 @@
         <w:rPr>
           <w:rFonts w:ascii="Times New Roman" w:cs="Times New Roman" w:eastAsia="Times New Roman" w:hAnsi="Times New Roman"/>
           <w:b w:val="1"/>
+          <w:bCs w:val="1"/>
           <w:i w:val="1"/>
+          <w:iCs w:val="1"/>
           <w:smallCaps w:val="0"/>
           <w:strike w:val="0"/>
           <w:color w:val="000000"/>
@@ -12601,7 +12992,9 @@
               <w:rPr>
                 <w:rFonts w:ascii="Calibri" w:cs="Calibri" w:eastAsia="Calibri" w:hAnsi="Calibri"/>
                 <w:b w:val="0"/>
+                <w:bCs w:val="0"/>
                 <w:i w:val="0"/>
+                <w:iCs w:val="0"/>
                 <w:smallCaps w:val="0"/>
                 <w:strike w:val="0"/>
                 <w:color w:val="000000"/>
@@ -12616,7 +13009,9 @@
               <w:rPr>
                 <w:rFonts w:ascii="Calibri" w:cs="Calibri" w:eastAsia="Calibri" w:hAnsi="Calibri"/>
                 <w:b w:val="0"/>
+                <w:bCs w:val="0"/>
                 <w:i w:val="0"/>
+                <w:iCs w:val="0"/>
                 <w:smallCaps w:val="0"/>
                 <w:strike w:val="0"/>
                 <w:color w:val="000000"/>
@@ -12663,6 +13058,7 @@
               <w:rPr>
                 <w:rFonts w:ascii="Calibri" w:cs="Calibri" w:eastAsia="Calibri" w:hAnsi="Calibri"/>
                 <w:b w:val="0"/>
+                <w:bCs w:val="0"/>
                 <w:smallCaps w:val="0"/>
                 <w:strike w:val="0"/>
                 <w:sz w:val="22"/>
@@ -12676,6 +13072,7 @@
               <w:rPr>
                 <w:rFonts w:ascii="Calibri" w:cs="Calibri" w:eastAsia="Calibri" w:hAnsi="Calibri"/>
                 <w:b w:val="0"/>
+                <w:bCs w:val="0"/>
                 <w:smallCaps w:val="0"/>
                 <w:strike w:val="0"/>
                 <w:sz w:val="22"/>
@@ -12714,7 +13111,9 @@
               <w:rPr>
                 <w:rFonts w:ascii="Calibri" w:cs="Calibri" w:eastAsia="Calibri" w:hAnsi="Calibri"/>
                 <w:b w:val="0"/>
+                <w:bCs w:val="0"/>
                 <w:i w:val="1"/>
+                <w:iCs w:val="1"/>
                 <w:smallCaps w:val="0"/>
                 <w:strike w:val="0"/>
                 <w:color w:val="548dd4"/>
@@ -12764,6 +13163,7 @@
               <w:rPr>
                 <w:rFonts w:ascii="Calibri" w:cs="Calibri" w:eastAsia="Calibri" w:hAnsi="Calibri"/>
                 <w:b w:val="0"/>
+                <w:bCs w:val="0"/>
                 <w:smallCaps w:val="0"/>
                 <w:strike w:val="0"/>
                 <w:sz w:val="22"/>
@@ -12777,6 +13177,7 @@
               <w:rPr>
                 <w:rFonts w:ascii="Calibri" w:cs="Calibri" w:eastAsia="Calibri" w:hAnsi="Calibri"/>
                 <w:b w:val="0"/>
+                <w:bCs w:val="0"/>
                 <w:smallCaps w:val="0"/>
                 <w:strike w:val="0"/>
                 <w:sz w:val="22"/>
@@ -12815,7 +13216,9 @@
               <w:rPr>
                 <w:rFonts w:ascii="Calibri" w:cs="Calibri" w:eastAsia="Calibri" w:hAnsi="Calibri"/>
                 <w:b w:val="0"/>
+                <w:bCs w:val="0"/>
                 <w:i w:val="1"/>
+                <w:iCs w:val="1"/>
                 <w:smallCaps w:val="0"/>
                 <w:strike w:val="0"/>
                 <w:color w:val="548dd4"/>
@@ -12855,7 +13258,9 @@
               <w:rPr>
                 <w:rFonts w:ascii="Calibri" w:cs="Calibri" w:eastAsia="Calibri" w:hAnsi="Calibri"/>
                 <w:b w:val="0"/>
+                <w:bCs w:val="0"/>
                 <w:i w:val="1"/>
+                <w:iCs w:val="1"/>
                 <w:smallCaps w:val="0"/>
                 <w:strike w:val="0"/>
                 <w:color w:val="548dd4"/>
@@ -12905,6 +13310,7 @@
               <w:rPr>
                 <w:rFonts w:ascii="Calibri" w:cs="Calibri" w:eastAsia="Calibri" w:hAnsi="Calibri"/>
                 <w:b w:val="0"/>
+                <w:bCs w:val="0"/>
                 <w:smallCaps w:val="0"/>
                 <w:strike w:val="0"/>
                 <w:sz w:val="22"/>
@@ -12918,6 +13324,7 @@
               <w:rPr>
                 <w:rFonts w:ascii="Calibri" w:cs="Calibri" w:eastAsia="Calibri" w:hAnsi="Calibri"/>
                 <w:b w:val="0"/>
+                <w:bCs w:val="0"/>
                 <w:smallCaps w:val="0"/>
                 <w:strike w:val="0"/>
                 <w:sz w:val="22"/>
@@ -12956,7 +13363,9 @@
               <w:rPr>
                 <w:rFonts w:ascii="Calibri" w:cs="Calibri" w:eastAsia="Calibri" w:hAnsi="Calibri"/>
                 <w:b w:val="0"/>
+                <w:bCs w:val="0"/>
                 <w:i w:val="1"/>
+                <w:iCs w:val="1"/>
                 <w:smallCaps w:val="0"/>
                 <w:strike w:val="0"/>
                 <w:color w:val="548dd4"/>
@@ -12996,7 +13405,9 @@
               <w:rPr>
                 <w:rFonts w:ascii="Calibri" w:cs="Calibri" w:eastAsia="Calibri" w:hAnsi="Calibri"/>
                 <w:b w:val="0"/>
+                <w:bCs w:val="0"/>
                 <w:i w:val="1"/>
+                <w:iCs w:val="1"/>
                 <w:smallCaps w:val="0"/>
                 <w:strike w:val="0"/>
                 <w:color w:val="548dd4"/>
@@ -13046,6 +13457,7 @@
               <w:rPr>
                 <w:rFonts w:ascii="Calibri" w:cs="Calibri" w:eastAsia="Calibri" w:hAnsi="Calibri"/>
                 <w:b w:val="0"/>
+                <w:bCs w:val="0"/>
                 <w:smallCaps w:val="0"/>
                 <w:strike w:val="0"/>
                 <w:sz w:val="22"/>
@@ -13059,6 +13471,7 @@
               <w:rPr>
                 <w:rFonts w:ascii="Calibri" w:cs="Calibri" w:eastAsia="Calibri" w:hAnsi="Calibri"/>
                 <w:b w:val="0"/>
+                <w:bCs w:val="0"/>
                 <w:smallCaps w:val="0"/>
                 <w:strike w:val="0"/>
                 <w:sz w:val="22"/>
@@ -13097,7 +13510,9 @@
               <w:rPr>
                 <w:rFonts w:ascii="Calibri" w:cs="Calibri" w:eastAsia="Calibri" w:hAnsi="Calibri"/>
                 <w:b w:val="0"/>
+                <w:bCs w:val="0"/>
                 <w:i w:val="1"/>
+                <w:iCs w:val="1"/>
                 <w:smallCaps w:val="0"/>
                 <w:strike w:val="0"/>
                 <w:color w:val="548dd4"/>
@@ -13137,7 +13552,9 @@
               <w:rPr>
                 <w:rFonts w:ascii="Calibri" w:cs="Calibri" w:eastAsia="Calibri" w:hAnsi="Calibri"/>
                 <w:b w:val="0"/>
+                <w:bCs w:val="0"/>
                 <w:i w:val="1"/>
+                <w:iCs w:val="1"/>
                 <w:smallCaps w:val="0"/>
                 <w:strike w:val="0"/>
                 <w:color w:val="548dd4"/>
@@ -13187,6 +13604,7 @@
               <w:rPr>
                 <w:rFonts w:ascii="Calibri" w:cs="Calibri" w:eastAsia="Calibri" w:hAnsi="Calibri"/>
                 <w:b w:val="0"/>
+                <w:bCs w:val="0"/>
                 <w:smallCaps w:val="0"/>
                 <w:strike w:val="0"/>
                 <w:sz w:val="22"/>
@@ -13200,6 +13618,7 @@
               <w:rPr>
                 <w:rFonts w:ascii="Calibri" w:cs="Calibri" w:eastAsia="Calibri" w:hAnsi="Calibri"/>
                 <w:b w:val="0"/>
+                <w:bCs w:val="0"/>
                 <w:smallCaps w:val="0"/>
                 <w:strike w:val="0"/>
                 <w:sz w:val="22"/>
@@ -13238,7 +13657,9 @@
               <w:rPr>
                 <w:rFonts w:ascii="Calibri" w:cs="Calibri" w:eastAsia="Calibri" w:hAnsi="Calibri"/>
                 <w:b w:val="0"/>
+                <w:bCs w:val="0"/>
                 <w:i w:val="1"/>
+                <w:iCs w:val="1"/>
                 <w:smallCaps w:val="0"/>
                 <w:strike w:val="0"/>
                 <w:color w:val="548dd4"/>
@@ -13292,6 +13713,7 @@
               <w:rPr>
                 <w:rFonts w:ascii="Calibri" w:cs="Calibri" w:eastAsia="Calibri" w:hAnsi="Calibri"/>
                 <w:b w:val="0"/>
+                <w:bCs w:val="0"/>
                 <w:smallCaps w:val="0"/>
                 <w:strike w:val="0"/>
                 <w:sz w:val="22"/>
@@ -13305,6 +13727,7 @@
               <w:rPr>
                 <w:rFonts w:ascii="Calibri" w:cs="Calibri" w:eastAsia="Calibri" w:hAnsi="Calibri"/>
                 <w:b w:val="0"/>
+                <w:bCs w:val="0"/>
                 <w:smallCaps w:val="0"/>
                 <w:strike w:val="0"/>
                 <w:sz w:val="22"/>
@@ -13347,7 +13770,9 @@
               <w:rPr>
                 <w:rFonts w:ascii="Calibri" w:cs="Calibri" w:eastAsia="Calibri" w:hAnsi="Calibri"/>
                 <w:b w:val="0"/>
+                <w:bCs w:val="0"/>
                 <w:i w:val="1"/>
+                <w:iCs w:val="1"/>
                 <w:smallCaps w:val="0"/>
                 <w:strike w:val="0"/>
                 <w:color w:val="548dd4"/>
@@ -13397,6 +13822,7 @@
               <w:rPr>
                 <w:rFonts w:ascii="Calibri" w:cs="Calibri" w:eastAsia="Calibri" w:hAnsi="Calibri"/>
                 <w:b w:val="0"/>
+                <w:bCs w:val="0"/>
                 <w:smallCaps w:val="0"/>
                 <w:strike w:val="0"/>
                 <w:sz w:val="22"/>
@@ -13410,6 +13836,7 @@
               <w:rPr>
                 <w:rFonts w:ascii="Calibri" w:cs="Calibri" w:eastAsia="Calibri" w:hAnsi="Calibri"/>
                 <w:b w:val="0"/>
+                <w:bCs w:val="0"/>
                 <w:smallCaps w:val="0"/>
                 <w:strike w:val="0"/>
                 <w:sz w:val="22"/>
@@ -13448,7 +13875,9 @@
               <w:rPr>
                 <w:rFonts w:ascii="Calibri" w:cs="Calibri" w:eastAsia="Calibri" w:hAnsi="Calibri"/>
                 <w:b w:val="0"/>
+                <w:bCs w:val="0"/>
                 <w:i w:val="1"/>
+                <w:iCs w:val="1"/>
                 <w:smallCaps w:val="0"/>
                 <w:strike w:val="0"/>
                 <w:color w:val="548dd4"/>
@@ -13498,6 +13927,7 @@
               <w:rPr>
                 <w:rFonts w:ascii="Calibri" w:cs="Calibri" w:eastAsia="Calibri" w:hAnsi="Calibri"/>
                 <w:b w:val="0"/>
+                <w:bCs w:val="0"/>
                 <w:smallCaps w:val="0"/>
                 <w:strike w:val="0"/>
                 <w:sz w:val="22"/>
@@ -13511,6 +13941,7 @@
               <w:rPr>
                 <w:rFonts w:ascii="Calibri" w:cs="Calibri" w:eastAsia="Calibri" w:hAnsi="Calibri"/>
                 <w:b w:val="0"/>
+                <w:bCs w:val="0"/>
                 <w:smallCaps w:val="0"/>
                 <w:strike w:val="0"/>
                 <w:sz w:val="22"/>
@@ -13549,7 +13980,9 @@
               <w:rPr>
                 <w:rFonts w:ascii="Calibri" w:cs="Calibri" w:eastAsia="Calibri" w:hAnsi="Calibri"/>
                 <w:b w:val="0"/>
+                <w:bCs w:val="0"/>
                 <w:i w:val="1"/>
+                <w:iCs w:val="1"/>
                 <w:smallCaps w:val="0"/>
                 <w:strike w:val="0"/>
                 <w:color w:val="548dd4"/>
@@ -13599,6 +14032,7 @@
               <w:rPr>
                 <w:rFonts w:ascii="Calibri" w:cs="Calibri" w:eastAsia="Calibri" w:hAnsi="Calibri"/>
                 <w:b w:val="0"/>
+                <w:bCs w:val="0"/>
                 <w:smallCaps w:val="0"/>
                 <w:strike w:val="0"/>
                 <w:sz w:val="22"/>
@@ -13612,6 +14046,7 @@
               <w:rPr>
                 <w:rFonts w:ascii="Calibri" w:cs="Calibri" w:eastAsia="Calibri" w:hAnsi="Calibri"/>
                 <w:b w:val="0"/>
+                <w:bCs w:val="0"/>
                 <w:smallCaps w:val="0"/>
                 <w:strike w:val="0"/>
                 <w:sz w:val="22"/>
@@ -13650,7 +14085,9 @@
               <w:rPr>
                 <w:rFonts w:ascii="Calibri" w:cs="Calibri" w:eastAsia="Calibri" w:hAnsi="Calibri"/>
                 <w:b w:val="0"/>
+                <w:bCs w:val="0"/>
                 <w:i w:val="1"/>
+                <w:iCs w:val="1"/>
                 <w:smallCaps w:val="0"/>
                 <w:strike w:val="0"/>
                 <w:color w:val="548dd4"/>
@@ -13700,6 +14137,7 @@
               <w:rPr>
                 <w:rFonts w:ascii="Calibri" w:cs="Calibri" w:eastAsia="Calibri" w:hAnsi="Calibri"/>
                 <w:b w:val="0"/>
+                <w:bCs w:val="0"/>
                 <w:smallCaps w:val="0"/>
                 <w:strike w:val="0"/>
                 <w:sz w:val="22"/>
@@ -13713,6 +14151,7 @@
               <w:rPr>
                 <w:rFonts w:ascii="Calibri" w:cs="Calibri" w:eastAsia="Calibri" w:hAnsi="Calibri"/>
                 <w:b w:val="0"/>
+                <w:bCs w:val="0"/>
                 <w:smallCaps w:val="0"/>
                 <w:strike w:val="0"/>
                 <w:sz w:val="22"/>
@@ -13751,7 +14190,9 @@
               <w:rPr>
                 <w:rFonts w:ascii="Calibri" w:cs="Calibri" w:eastAsia="Calibri" w:hAnsi="Calibri"/>
                 <w:b w:val="0"/>
+                <w:bCs w:val="0"/>
                 <w:i w:val="1"/>
+                <w:iCs w:val="1"/>
                 <w:smallCaps w:val="0"/>
                 <w:strike w:val="0"/>
                 <w:color w:val="548dd4"/>
@@ -13778,6 +14219,7 @@
         <w:rPr>
           <w:rFonts w:ascii="Cambria" w:cs="Cambria" w:eastAsia="Cambria" w:hAnsi="Cambria"/>
           <w:b w:val="1"/>
+          <w:bCs w:val="1"/>
           <w:color w:val="365f91"/>
           <w:sz w:val="28"/>
           <w:szCs w:val="28"/>
@@ -14633,12 +15075,12 @@
           <wp:extent cx="669290" cy="669290"/>
           <wp:effectExtent b="0" l="0" r="0" t="0"/>
           <wp:wrapSquare wrapText="bothSides" distB="0" distT="0" distL="114300" distR="114300"/>
-          <wp:docPr descr="psi-negro.png" id="16" name="image2.png"/>
+          <wp:docPr descr="psi-negro.png" id="16" name="image4.png"/>
           <a:graphic>
             <a:graphicData uri="http://schemas.openxmlformats.org/drawingml/2006/picture">
               <pic:pic>
                 <pic:nvPicPr>
-                  <pic:cNvPr descr="psi-negro.png" id="0" name="image2.png"/>
+                  <pic:cNvPr descr="psi-negro.png" id="0" name="image4.png"/>
                   <pic:cNvPicPr preferRelativeResize="0"/>
                 </pic:nvPicPr>
                 <pic:blipFill>
@@ -14678,12 +15120,12 @@
           <wp:extent cx="425450" cy="666750"/>
           <wp:effectExtent b="0" l="0" r="0" t="0"/>
           <wp:wrapSquare wrapText="bothSides" distB="0" distT="0" distL="114300" distR="114300"/>
-          <wp:docPr descr="UNPA.JPG" id="18" name="image4.jpg"/>
+          <wp:docPr descr="UNPA.JPG" id="18" name="image5.jpg"/>
           <a:graphic>
             <a:graphicData uri="http://schemas.openxmlformats.org/drawingml/2006/picture">
               <pic:pic>
                 <pic:nvPicPr>
-                  <pic:cNvPr descr="UNPA.JPG" id="0" name="image4.jpg"/>
+                  <pic:cNvPr descr="UNPA.JPG" id="0" name="image5.jpg"/>
                   <pic:cNvPicPr preferRelativeResize="0"/>
                 </pic:nvPicPr>
                 <pic:blipFill>
@@ -20916,6 +21358,7 @@
     <w:rPr>
       <w:rFonts w:ascii="Cambria" w:cs="Cambria" w:eastAsia="Cambria" w:hAnsi="Cambria"/>
       <w:b w:val="1"/>
+      <w:bCs w:val="1"/>
       <w:color w:val="366091"/>
       <w:sz w:val="28"/>
       <w:szCs w:val="28"/>
@@ -20934,6 +21377,7 @@
     <w:rPr>
       <w:rFonts w:ascii="Cambria" w:cs="Cambria" w:eastAsia="Cambria" w:hAnsi="Cambria"/>
       <w:b w:val="1"/>
+      <w:bCs w:val="1"/>
       <w:color w:val="4f81bd"/>
       <w:sz w:val="26"/>
       <w:szCs w:val="26"/>
@@ -20950,6 +21394,7 @@
     <w:rPr>
       <w:rFonts w:ascii="Cambria" w:cs="Cambria" w:eastAsia="Cambria" w:hAnsi="Cambria"/>
       <w:b w:val="1"/>
+      <w:bCs w:val="1"/>
       <w:color w:val="4f81bd"/>
     </w:rPr>
   </w:style>
@@ -20964,7 +21409,9 @@
     <w:rPr>
       <w:rFonts w:ascii="Cambria" w:cs="Cambria" w:eastAsia="Cambria" w:hAnsi="Cambria"/>
       <w:b w:val="1"/>
+      <w:bCs w:val="1"/>
       <w:i w:val="1"/>
+      <w:iCs w:val="1"/>
       <w:color w:val="4f81bd"/>
     </w:rPr>
   </w:style>
@@ -20980,6 +21427,7 @@
     </w:pPr>
     <w:rPr>
       <w:b w:val="1"/>
+      <w:bCs w:val="1"/>
       <w:sz w:val="22"/>
       <w:szCs w:val="22"/>
     </w:rPr>
@@ -20996,6 +21444,7 @@
     </w:pPr>
     <w:rPr>
       <w:b w:val="1"/>
+      <w:bCs w:val="1"/>
       <w:sz w:val="20"/>
       <w:szCs w:val="20"/>
     </w:rPr>
@@ -21031,6 +21480,7 @@
     <w:rPr>
       <w:rFonts w:ascii="Georgia" w:cs="Georgia" w:eastAsia="Georgia" w:hAnsi="Georgia"/>
       <w:i w:val="1"/>
+      <w:iCs w:val="1"/>
       <w:color w:val="666666"/>
       <w:sz w:val="48"/>
       <w:szCs w:val="48"/>

--- a/Etapa Elaboración - Iteración 1/Plan de SQA - Kairos - NexTech.docx
+++ b/Etapa Elaboración - Iteración 1/Plan de SQA - Kairos - NexTech.docx
@@ -1021,12 +1021,12 @@
             <wp:extent cx="1200150" cy="1200150"/>
             <wp:effectExtent b="0" l="0" r="0" t="0"/>
             <wp:wrapSquare wrapText="bothSides" distB="0" distT="0" distL="114300" distR="114300"/>
-            <wp:docPr descr="psi-negro.png" id="17" name="image3.png"/>
+            <wp:docPr descr="psi-negro.png" id="17" name="image5.png"/>
             <a:graphic>
               <a:graphicData uri="http://schemas.openxmlformats.org/drawingml/2006/picture">
                 <pic:pic>
                   <pic:nvPicPr>
-                    <pic:cNvPr descr="psi-negro.png" id="0" name="image3.png"/>
+                    <pic:cNvPr descr="psi-negro.png" id="0" name="image5.png"/>
                     <pic:cNvPicPr preferRelativeResize="0"/>
                   </pic:nvPicPr>
                   <pic:blipFill>
@@ -1078,12 +1078,12 @@
             <wp:extent cx="1774189" cy="2462530"/>
             <wp:effectExtent b="0" l="0" r="0" t="0"/>
             <wp:wrapSquare wrapText="bothSides" distB="0" distT="0" distL="114300" distR="114300"/>
-            <wp:docPr id="13" name="image1.png"/>
+            <wp:docPr id="13" name="image4.png"/>
             <a:graphic>
               <a:graphicData uri="http://schemas.openxmlformats.org/drawingml/2006/picture">
                 <pic:pic>
                   <pic:nvPicPr>
-                    <pic:cNvPr id="0" name="image1.png"/>
+                    <pic:cNvPr id="0" name="image4.png"/>
                     <pic:cNvPicPr preferRelativeResize="0"/>
                   </pic:nvPicPr>
                   <pic:blipFill>
@@ -1394,12 +1394,12 @@
             <wp:extent cx="1200150" cy="1200150"/>
             <wp:effectExtent b="0" l="0" r="0" t="0"/>
             <wp:wrapSquare wrapText="bothSides" distB="0" distT="0" distL="114300" distR="114300"/>
-            <wp:docPr descr="psi-negro.png" id="15" name="image3.png"/>
+            <wp:docPr descr="psi-negro.png" id="15" name="image5.png"/>
             <a:graphic>
               <a:graphicData uri="http://schemas.openxmlformats.org/drawingml/2006/picture">
                 <pic:pic>
                   <pic:nvPicPr>
-                    <pic:cNvPr descr="psi-negro.png" id="0" name="image3.png"/>
+                    <pic:cNvPr descr="psi-negro.png" id="0" name="image5.png"/>
                     <pic:cNvPicPr preferRelativeResize="0"/>
                   </pic:nvPicPr>
                   <pic:blipFill>
@@ -1490,7 +1490,7 @@
     </w:p>
     <w:sdt>
       <w:sdtPr>
-        <w:id w:val="-767417008"/>
+        <w:id w:val="-1500806330"/>
         <w:docPartObj>
           <w:docPartGallery w:val="Table of Contents"/>
           <w:docPartUnique w:val="1"/>
@@ -9154,12 +9154,12 @@
             <wp:extent cx="3914773" cy="366057"/>
             <wp:effectExtent b="0" l="0" r="0" t="0"/>
             <wp:wrapSquare wrapText="bothSides" distB="114300" distT="114300" distL="114300" distR="114300"/>
-            <wp:docPr id="14" name="image2.png"/>
+            <wp:docPr id="14" name="image3.png"/>
             <a:graphic>
               <a:graphicData uri="http://schemas.openxmlformats.org/drawingml/2006/picture">
                 <pic:pic>
                   <pic:nvPicPr>
-                    <pic:cNvPr id="0" name="image2.png"/>
+                    <pic:cNvPr id="0" name="image3.png"/>
                     <pic:cNvPicPr preferRelativeResize="0"/>
                   </pic:nvPicPr>
                   <pic:blipFill>
@@ -15075,12 +15075,12 @@
           <wp:extent cx="669290" cy="669290"/>
           <wp:effectExtent b="0" l="0" r="0" t="0"/>
           <wp:wrapSquare wrapText="bothSides" distB="0" distT="0" distL="114300" distR="114300"/>
-          <wp:docPr descr="psi-negro.png" id="16" name="image4.png"/>
+          <wp:docPr descr="psi-negro.png" id="16" name="image1.png"/>
           <a:graphic>
             <a:graphicData uri="http://schemas.openxmlformats.org/drawingml/2006/picture">
               <pic:pic>
                 <pic:nvPicPr>
-                  <pic:cNvPr descr="psi-negro.png" id="0" name="image4.png"/>
+                  <pic:cNvPr descr="psi-negro.png" id="0" name="image1.png"/>
                   <pic:cNvPicPr preferRelativeResize="0"/>
                 </pic:nvPicPr>
                 <pic:blipFill>
@@ -15120,12 +15120,12 @@
           <wp:extent cx="425450" cy="666750"/>
           <wp:effectExtent b="0" l="0" r="0" t="0"/>
           <wp:wrapSquare wrapText="bothSides" distB="0" distT="0" distL="114300" distR="114300"/>
-          <wp:docPr descr="UNPA.JPG" id="18" name="image5.jpg"/>
+          <wp:docPr descr="UNPA.JPG" id="18" name="image2.jpg"/>
           <a:graphic>
             <a:graphicData uri="http://schemas.openxmlformats.org/drawingml/2006/picture">
               <pic:pic>
                 <pic:nvPicPr>
-                  <pic:cNvPr descr="UNPA.JPG" id="0" name="image5.jpg"/>
+                  <pic:cNvPr descr="UNPA.JPG" id="0" name="image2.jpg"/>
                   <pic:cNvPicPr preferRelativeResize="0"/>
                 </pic:nvPicPr>
                 <pic:blipFill>

--- a/Etapa Elaboración - Iteración 1/Plan de SQA - Kairos - NexTech.docx
+++ b/Etapa Elaboración - Iteración 1/Plan de SQA - Kairos - NexTech.docx
@@ -1021,12 +1021,12 @@
             <wp:extent cx="1200150" cy="1200150"/>
             <wp:effectExtent b="0" l="0" r="0" t="0"/>
             <wp:wrapSquare wrapText="bothSides" distB="0" distT="0" distL="114300" distR="114300"/>
-            <wp:docPr descr="psi-negro.png" id="17" name="image5.png"/>
+            <wp:docPr descr="psi-negro.png" id="17" name="image4.png"/>
             <a:graphic>
               <a:graphicData uri="http://schemas.openxmlformats.org/drawingml/2006/picture">
                 <pic:pic>
                   <pic:nvPicPr>
-                    <pic:cNvPr descr="psi-negro.png" id="0" name="image5.png"/>
+                    <pic:cNvPr descr="psi-negro.png" id="0" name="image4.png"/>
                     <pic:cNvPicPr preferRelativeResize="0"/>
                   </pic:nvPicPr>
                   <pic:blipFill>
@@ -1078,12 +1078,12 @@
             <wp:extent cx="1774189" cy="2462530"/>
             <wp:effectExtent b="0" l="0" r="0" t="0"/>
             <wp:wrapSquare wrapText="bothSides" distB="0" distT="0" distL="114300" distR="114300"/>
-            <wp:docPr id="13" name="image4.png"/>
+            <wp:docPr id="13" name="image2.png"/>
             <a:graphic>
               <a:graphicData uri="http://schemas.openxmlformats.org/drawingml/2006/picture">
                 <pic:pic>
                   <pic:nvPicPr>
-                    <pic:cNvPr id="0" name="image4.png"/>
+                    <pic:cNvPr id="0" name="image2.png"/>
                     <pic:cNvPicPr preferRelativeResize="0"/>
                   </pic:nvPicPr>
                   <pic:blipFill>
@@ -1394,12 +1394,12 @@
             <wp:extent cx="1200150" cy="1200150"/>
             <wp:effectExtent b="0" l="0" r="0" t="0"/>
             <wp:wrapSquare wrapText="bothSides" distB="0" distT="0" distL="114300" distR="114300"/>
-            <wp:docPr descr="psi-negro.png" id="15" name="image5.png"/>
+            <wp:docPr descr="psi-negro.png" id="15" name="image4.png"/>
             <a:graphic>
               <a:graphicData uri="http://schemas.openxmlformats.org/drawingml/2006/picture">
                 <pic:pic>
                   <pic:nvPicPr>
-                    <pic:cNvPr descr="psi-negro.png" id="0" name="image5.png"/>
+                    <pic:cNvPr descr="psi-negro.png" id="0" name="image4.png"/>
                     <pic:cNvPicPr preferRelativeResize="0"/>
                   </pic:nvPicPr>
                   <pic:blipFill>
@@ -1490,7 +1490,7 @@
     </w:p>
     <w:sdt>
       <w:sdtPr>
-        <w:id w:val="-1500806330"/>
+        <w:id w:val="-1238505624"/>
         <w:docPartObj>
           <w:docPartGallery w:val="Table of Contents"/>
           <w:docPartUnique w:val="1"/>
@@ -9154,12 +9154,12 @@
             <wp:extent cx="3914773" cy="366057"/>
             <wp:effectExtent b="0" l="0" r="0" t="0"/>
             <wp:wrapSquare wrapText="bothSides" distB="114300" distT="114300" distL="114300" distR="114300"/>
-            <wp:docPr id="14" name="image3.png"/>
+            <wp:docPr id="14" name="image5.png"/>
             <a:graphic>
               <a:graphicData uri="http://schemas.openxmlformats.org/drawingml/2006/picture">
                 <pic:pic>
                   <pic:nvPicPr>
-                    <pic:cNvPr id="0" name="image3.png"/>
+                    <pic:cNvPr id="0" name="image5.png"/>
                     <pic:cNvPicPr preferRelativeResize="0"/>
                   </pic:nvPicPr>
                   <pic:blipFill>
@@ -15075,12 +15075,12 @@
           <wp:extent cx="669290" cy="669290"/>
           <wp:effectExtent b="0" l="0" r="0" t="0"/>
           <wp:wrapSquare wrapText="bothSides" distB="0" distT="0" distL="114300" distR="114300"/>
-          <wp:docPr descr="psi-negro.png" id="16" name="image1.png"/>
+          <wp:docPr descr="psi-negro.png" id="16" name="image3.png"/>
           <a:graphic>
             <a:graphicData uri="http://schemas.openxmlformats.org/drawingml/2006/picture">
               <pic:pic>
                 <pic:nvPicPr>
-                  <pic:cNvPr descr="psi-negro.png" id="0" name="image1.png"/>
+                  <pic:cNvPr descr="psi-negro.png" id="0" name="image3.png"/>
                   <pic:cNvPicPr preferRelativeResize="0"/>
                 </pic:nvPicPr>
                 <pic:blipFill>
@@ -15120,12 +15120,12 @@
           <wp:extent cx="425450" cy="666750"/>
           <wp:effectExtent b="0" l="0" r="0" t="0"/>
           <wp:wrapSquare wrapText="bothSides" distB="0" distT="0" distL="114300" distR="114300"/>
-          <wp:docPr descr="UNPA.JPG" id="18" name="image2.jpg"/>
+          <wp:docPr descr="UNPA.JPG" id="18" name="image1.jpg"/>
           <a:graphic>
             <a:graphicData uri="http://schemas.openxmlformats.org/drawingml/2006/picture">
               <pic:pic>
                 <pic:nvPicPr>
-                  <pic:cNvPr descr="UNPA.JPG" id="0" name="image2.jpg"/>
+                  <pic:cNvPr descr="UNPA.JPG" id="0" name="image1.jpg"/>
                   <pic:cNvPicPr preferRelativeResize="0"/>
                 </pic:nvPicPr>
                 <pic:blipFill>

--- a/Etapa Elaboración - Iteración 1/Plan de SQA - Kairos - NexTech.docx
+++ b/Etapa Elaboración - Iteración 1/Plan de SQA - Kairos - NexTech.docx
@@ -1021,12 +1021,12 @@
             <wp:extent cx="1200150" cy="1200150"/>
             <wp:effectExtent b="0" l="0" r="0" t="0"/>
             <wp:wrapSquare wrapText="bothSides" distB="0" distT="0" distL="114300" distR="114300"/>
-            <wp:docPr descr="psi-negro.png" id="17" name="image4.png"/>
+            <wp:docPr descr="psi-negro.png" id="17" name="image2.png"/>
             <a:graphic>
               <a:graphicData uri="http://schemas.openxmlformats.org/drawingml/2006/picture">
                 <pic:pic>
                   <pic:nvPicPr>
-                    <pic:cNvPr descr="psi-negro.png" id="0" name="image4.png"/>
+                    <pic:cNvPr descr="psi-negro.png" id="0" name="image2.png"/>
                     <pic:cNvPicPr preferRelativeResize="0"/>
                   </pic:nvPicPr>
                   <pic:blipFill>
@@ -1078,12 +1078,12 @@
             <wp:extent cx="1774189" cy="2462530"/>
             <wp:effectExtent b="0" l="0" r="0" t="0"/>
             <wp:wrapSquare wrapText="bothSides" distB="0" distT="0" distL="114300" distR="114300"/>
-            <wp:docPr id="13" name="image2.png"/>
+            <wp:docPr id="13" name="image4.png"/>
             <a:graphic>
               <a:graphicData uri="http://schemas.openxmlformats.org/drawingml/2006/picture">
                 <pic:pic>
                   <pic:nvPicPr>
-                    <pic:cNvPr id="0" name="image2.png"/>
+                    <pic:cNvPr id="0" name="image4.png"/>
                     <pic:cNvPicPr preferRelativeResize="0"/>
                   </pic:nvPicPr>
                   <pic:blipFill>
@@ -1394,12 +1394,12 @@
             <wp:extent cx="1200150" cy="1200150"/>
             <wp:effectExtent b="0" l="0" r="0" t="0"/>
             <wp:wrapSquare wrapText="bothSides" distB="0" distT="0" distL="114300" distR="114300"/>
-            <wp:docPr descr="psi-negro.png" id="15" name="image4.png"/>
+            <wp:docPr descr="psi-negro.png" id="15" name="image2.png"/>
             <a:graphic>
               <a:graphicData uri="http://schemas.openxmlformats.org/drawingml/2006/picture">
                 <pic:pic>
                   <pic:nvPicPr>
-                    <pic:cNvPr descr="psi-negro.png" id="0" name="image4.png"/>
+                    <pic:cNvPr descr="psi-negro.png" id="0" name="image2.png"/>
                     <pic:cNvPicPr preferRelativeResize="0"/>
                   </pic:nvPicPr>
                   <pic:blipFill>
@@ -1490,7 +1490,7 @@
     </w:p>
     <w:sdt>
       <w:sdtPr>
-        <w:id w:val="-1238505624"/>
+        <w:id w:val="-1053668689"/>
         <w:docPartObj>
           <w:docPartGallery w:val="Table of Contents"/>
           <w:docPartUnique w:val="1"/>
@@ -9154,12 +9154,12 @@
             <wp:extent cx="3914773" cy="366057"/>
             <wp:effectExtent b="0" l="0" r="0" t="0"/>
             <wp:wrapSquare wrapText="bothSides" distB="114300" distT="114300" distL="114300" distR="114300"/>
-            <wp:docPr id="14" name="image5.png"/>
+            <wp:docPr id="14" name="image1.png"/>
             <a:graphic>
               <a:graphicData uri="http://schemas.openxmlformats.org/drawingml/2006/picture">
                 <pic:pic>
                   <pic:nvPicPr>
-                    <pic:cNvPr id="0" name="image5.png"/>
+                    <pic:cNvPr id="0" name="image1.png"/>
                     <pic:cNvPicPr preferRelativeResize="0"/>
                   </pic:nvPicPr>
                   <pic:blipFill>
@@ -15075,12 +15075,12 @@
           <wp:extent cx="669290" cy="669290"/>
           <wp:effectExtent b="0" l="0" r="0" t="0"/>
           <wp:wrapSquare wrapText="bothSides" distB="0" distT="0" distL="114300" distR="114300"/>
-          <wp:docPr descr="psi-negro.png" id="16" name="image3.png"/>
+          <wp:docPr descr="psi-negro.png" id="16" name="image5.png"/>
           <a:graphic>
             <a:graphicData uri="http://schemas.openxmlformats.org/drawingml/2006/picture">
               <pic:pic>
                 <pic:nvPicPr>
-                  <pic:cNvPr descr="psi-negro.png" id="0" name="image3.png"/>
+                  <pic:cNvPr descr="psi-negro.png" id="0" name="image5.png"/>
                   <pic:cNvPicPr preferRelativeResize="0"/>
                 </pic:nvPicPr>
                 <pic:blipFill>
@@ -15120,12 +15120,12 @@
           <wp:extent cx="425450" cy="666750"/>
           <wp:effectExtent b="0" l="0" r="0" t="0"/>
           <wp:wrapSquare wrapText="bothSides" distB="0" distT="0" distL="114300" distR="114300"/>
-          <wp:docPr descr="UNPA.JPG" id="18" name="image1.jpg"/>
+          <wp:docPr descr="UNPA.JPG" id="18" name="image3.jpg"/>
           <a:graphic>
             <a:graphicData uri="http://schemas.openxmlformats.org/drawingml/2006/picture">
               <pic:pic>
                 <pic:nvPicPr>
-                  <pic:cNvPr descr="UNPA.JPG" id="0" name="image1.jpg"/>
+                  <pic:cNvPr descr="UNPA.JPG" id="0" name="image3.jpg"/>
                   <pic:cNvPicPr preferRelativeResize="0"/>
                 </pic:nvPicPr>
                 <pic:blipFill>

--- a/Etapa Elaboración - Iteración 1/Plan de SQA - Kairos - NexTech.docx
+++ b/Etapa Elaboración - Iteración 1/Plan de SQA - Kairos - NexTech.docx
@@ -1021,12 +1021,12 @@
             <wp:extent cx="1200150" cy="1200150"/>
             <wp:effectExtent b="0" l="0" r="0" t="0"/>
             <wp:wrapSquare wrapText="bothSides" distB="0" distT="0" distL="114300" distR="114300"/>
-            <wp:docPr descr="psi-negro.png" id="17" name="image2.png"/>
+            <wp:docPr descr="psi-negro.png" id="17" name="image1.png"/>
             <a:graphic>
               <a:graphicData uri="http://schemas.openxmlformats.org/drawingml/2006/picture">
                 <pic:pic>
                   <pic:nvPicPr>
-                    <pic:cNvPr descr="psi-negro.png" id="0" name="image2.png"/>
+                    <pic:cNvPr descr="psi-negro.png" id="0" name="image1.png"/>
                     <pic:cNvPicPr preferRelativeResize="0"/>
                   </pic:nvPicPr>
                   <pic:blipFill>
@@ -1394,12 +1394,12 @@
             <wp:extent cx="1200150" cy="1200150"/>
             <wp:effectExtent b="0" l="0" r="0" t="0"/>
             <wp:wrapSquare wrapText="bothSides" distB="0" distT="0" distL="114300" distR="114300"/>
-            <wp:docPr descr="psi-negro.png" id="15" name="image2.png"/>
+            <wp:docPr descr="psi-negro.png" id="15" name="image1.png"/>
             <a:graphic>
               <a:graphicData uri="http://schemas.openxmlformats.org/drawingml/2006/picture">
                 <pic:pic>
                   <pic:nvPicPr>
-                    <pic:cNvPr descr="psi-negro.png" id="0" name="image2.png"/>
+                    <pic:cNvPr descr="psi-negro.png" id="0" name="image1.png"/>
                     <pic:cNvPicPr preferRelativeResize="0"/>
                   </pic:nvPicPr>
                   <pic:blipFill>
@@ -1490,7 +1490,7 @@
     </w:p>
     <w:sdt>
       <w:sdtPr>
-        <w:id w:val="-1053668689"/>
+        <w:id w:val="-265025167"/>
         <w:docPartObj>
           <w:docPartGallery w:val="Table of Contents"/>
           <w:docPartUnique w:val="1"/>
@@ -9154,12 +9154,12 @@
             <wp:extent cx="3914773" cy="366057"/>
             <wp:effectExtent b="0" l="0" r="0" t="0"/>
             <wp:wrapSquare wrapText="bothSides" distB="114300" distT="114300" distL="114300" distR="114300"/>
-            <wp:docPr id="14" name="image1.png"/>
+            <wp:docPr id="14" name="image3.png"/>
             <a:graphic>
               <a:graphicData uri="http://schemas.openxmlformats.org/drawingml/2006/picture">
                 <pic:pic>
                   <pic:nvPicPr>
-                    <pic:cNvPr id="0" name="image1.png"/>
+                    <pic:cNvPr id="0" name="image3.png"/>
                     <pic:cNvPicPr preferRelativeResize="0"/>
                   </pic:nvPicPr>
                   <pic:blipFill>
@@ -15075,12 +15075,12 @@
           <wp:extent cx="669290" cy="669290"/>
           <wp:effectExtent b="0" l="0" r="0" t="0"/>
           <wp:wrapSquare wrapText="bothSides" distB="0" distT="0" distL="114300" distR="114300"/>
-          <wp:docPr descr="psi-negro.png" id="16" name="image5.png"/>
+          <wp:docPr descr="psi-negro.png" id="16" name="image2.png"/>
           <a:graphic>
             <a:graphicData uri="http://schemas.openxmlformats.org/drawingml/2006/picture">
               <pic:pic>
                 <pic:nvPicPr>
-                  <pic:cNvPr descr="psi-negro.png" id="0" name="image5.png"/>
+                  <pic:cNvPr descr="psi-negro.png" id="0" name="image2.png"/>
                   <pic:cNvPicPr preferRelativeResize="0"/>
                 </pic:nvPicPr>
                 <pic:blipFill>
@@ -15120,12 +15120,12 @@
           <wp:extent cx="425450" cy="666750"/>
           <wp:effectExtent b="0" l="0" r="0" t="0"/>
           <wp:wrapSquare wrapText="bothSides" distB="0" distT="0" distL="114300" distR="114300"/>
-          <wp:docPr descr="UNPA.JPG" id="18" name="image3.jpg"/>
+          <wp:docPr descr="UNPA.JPG" id="18" name="image5.jpg"/>
           <a:graphic>
             <a:graphicData uri="http://schemas.openxmlformats.org/drawingml/2006/picture">
               <pic:pic>
                 <pic:nvPicPr>
-                  <pic:cNvPr descr="UNPA.JPG" id="0" name="image3.jpg"/>
+                  <pic:cNvPr descr="UNPA.JPG" id="0" name="image5.jpg"/>
                   <pic:cNvPicPr preferRelativeResize="0"/>
                 </pic:nvPicPr>
                 <pic:blipFill>
